--- a/Documents/Chapter 1.docx
+++ b/Documents/Chapter 1.docx
@@ -68,7 +68,21 @@
         <w:rPr>
           <w:rFonts w:hint="eastAsia"/>
         </w:rPr>
-        <w:t>，除了科技業以外，也逐漸被廣泛運用在工業、影視業、服務業、醫療業等等</w:t>
+        <w:t>，除了科技業</w:t>
+      </w:r>
+      <w:proofErr w:type="gramStart"/>
+      <w:r>
+        <w:rPr>
+          <w:rFonts w:hint="eastAsia"/>
+        </w:rPr>
+        <w:t>以外，</w:t>
+      </w:r>
+      <w:proofErr w:type="gramEnd"/>
+      <w:r>
+        <w:rPr>
+          <w:rFonts w:hint="eastAsia"/>
+        </w:rPr>
+        <w:t>也逐漸被廣泛運用在工業、影視業、服務業、醫療業等等</w:t>
       </w:r>
       <w:r>
         <w:t>。然而，現今市面上的</w:t>
@@ -343,14 +357,30 @@
         <w:t>能讓老年群體</w:t>
       </w:r>
       <w:r>
-        <w:t>使用。我們意識到，「語音」才是人類最自然、最直覺的交流方式。若能打造一個以語音與直覺操作為核心的應用系統，將能大幅降低長者的學習成本與使用門檻</w:t>
-      </w:r>
-      <w:r>
-        <w:rPr>
-          <w:rFonts w:hint="eastAsia"/>
-        </w:rPr>
-        <w:t>，同時以老年照護作為核心主題，為長者的家屬提供足夠的使用契機與動力，以滿足一個家庭中家屬與長者的雙端需求</w:t>
-      </w:r>
+        <w:t>使用。我們意識到，「語音」才是人類最自然、</w:t>
+      </w:r>
+      <w:proofErr w:type="gramStart"/>
+      <w:r>
+        <w:t>最</w:t>
+      </w:r>
+      <w:proofErr w:type="gramEnd"/>
+      <w:r>
+        <w:t>直覺的交流方式。若能打造一個以語音與直覺操作為核心的應用系統，將能大幅降低長者的學習成本與使用門檻</w:t>
+      </w:r>
+      <w:r>
+        <w:rPr>
+          <w:rFonts w:hint="eastAsia"/>
+        </w:rPr>
+        <w:t>，同時以老年照護作為核心主題，為長者的家屬提供足夠的使用契機與動力，以滿足一個家庭中家屬與長者</w:t>
+      </w:r>
+      <w:proofErr w:type="gramStart"/>
+      <w:r>
+        <w:rPr>
+          <w:rFonts w:hint="eastAsia"/>
+        </w:rPr>
+        <w:t>的雙端需求</w:t>
+      </w:r>
+      <w:proofErr w:type="gramEnd"/>
       <w:r>
         <w:t>。</w:t>
       </w:r>
@@ -569,11 +599,19 @@
       <w:r>
         <w:t>。本系統旨在打破</w:t>
       </w:r>
-      <w:r>
-        <w:rPr>
-          <w:rFonts w:hint="eastAsia"/>
-        </w:rPr>
-        <w:t>傳統寫死的系統功能</w:t>
+      <w:proofErr w:type="gramStart"/>
+      <w:r>
+        <w:rPr>
+          <w:rFonts w:hint="eastAsia"/>
+        </w:rPr>
+        <w:t>傳統寫死的</w:t>
+      </w:r>
+      <w:proofErr w:type="gramEnd"/>
+      <w:r>
+        <w:rPr>
+          <w:rFonts w:hint="eastAsia"/>
+        </w:rPr>
+        <w:t>系統功能</w:t>
       </w:r>
       <w:r>
         <w:t>的限制，透過整合直覺的行動裝置前端介面與穩定的後端架構，</w:t>
@@ -657,19 +695,7 @@
         <w:rPr>
           <w:rFonts w:hint="eastAsia"/>
         </w:rPr>
-        <w:t>統使用到本系統在</w:t>
-      </w:r>
-      <w:r>
-        <w:rPr>
-          <w:rFonts w:hint="eastAsia"/>
-        </w:rPr>
-        <w:t>整合</w:t>
-      </w:r>
-      <w:r>
-        <w:rPr>
-          <w:rFonts w:hint="eastAsia"/>
-        </w:rPr>
-        <w:t>市面軟體上多合一功能外，還能讓</w:t>
+        <w:t>統使用到本系統在整合市面軟體上多合一功能外，還能讓</w:t>
       </w:r>
       <w:r>
         <w:t>長者獨立且順暢地使用各項功能；其次，則是建立穩定且具備擴充性的後端架構與資料庫管理機制，妥善處理語音與</w:t>
@@ -688,84 +714,82 @@
       </w:r>
       <w:r>
         <w:t>」不僅成為一個實用的工具，更能成為促進長者社會參與的輔助系統。</w:t>
+      </w:r>
+    </w:p>
+    <w:p/>
+    <w:p>
+      <w:pPr>
+        <w:rPr>
+          <w:b/>
+          <w:bCs/>
+        </w:rPr>
+      </w:pPr>
+      <w:r>
+        <w:rPr>
+          <w:b/>
+          <w:bCs/>
+        </w:rPr>
+        <w:t xml:space="preserve">1-4 </w:t>
+      </w:r>
+      <w:r>
+        <w:rPr>
+          <w:b/>
+          <w:bCs/>
+        </w:rPr>
+        <w:t>預期成果</w:t>
       </w:r>
     </w:p>
     <w:p>
-      <w:pPr>
-        <w:rPr>
-          <w:rFonts w:hint="eastAsia"/>
-        </w:rPr>
-      </w:pPr>
+      <w:r>
+        <w:t>在技術層面上，本專案預期將包含流暢的行動裝置應用程式，以及能穩定處理大量</w:t>
+      </w:r>
+      <w:r>
+        <w:rPr>
+          <w:rFonts w:hint="eastAsia"/>
+        </w:rPr>
+        <w:t>影音</w:t>
+      </w:r>
+      <w:r>
+        <w:t>數據存取的後端伺服器架構。我們期望這套系統能在實際的裝置上展現出優異的效能與友善的操作體驗，證明此軟硬體整合架構的可行性與穩定度。</w:t>
+      </w:r>
     </w:p>
     <w:p>
-      <w:pPr>
-        <w:rPr>
-          <w:b/>
-          <w:bCs/>
-        </w:rPr>
-      </w:pPr>
-      <w:r>
-        <w:rPr>
-          <w:b/>
-          <w:bCs/>
-        </w:rPr>
-        <w:t xml:space="preserve">1-4 </w:t>
-      </w:r>
-      <w:r>
-        <w:rPr>
-          <w:b/>
-          <w:bCs/>
-        </w:rPr>
-        <w:t>預期成果</w:t>
+      <w:r>
+        <w:t>在應用與社會效益層面上，預期「</w:t>
+      </w:r>
+      <w:r>
+        <w:t>Uban</w:t>
+      </w:r>
+      <w:r>
+        <w:t>」系統能有效降低長者的「科技焦慮」，提升他們使用智慧型裝置的意願與頻率</w:t>
+      </w:r>
+      <w:r>
+        <w:rPr>
+          <w:rFonts w:hint="eastAsia"/>
+        </w:rPr>
+        <w:t>，</w:t>
+      </w:r>
+      <w:r>
+        <w:rPr>
+          <w:rFonts w:hint="eastAsia"/>
+        </w:rPr>
+        <w:t>並能顯著提升</w:t>
+      </w:r>
+      <w:r>
+        <w:rPr>
+          <w:rFonts w:hint="eastAsia"/>
+        </w:rPr>
+        <w:t>家庭照護的能力與效率</w:t>
+      </w:r>
+      <w:r>
+        <w:t>。透過這個平台，長者能更頻繁地與親友進行語音互動，進而減少孤獨感並增進家庭連結。未來，本系統也期望能作為一個穩固的基石，持續擴充更多符合高齡照護與生活輔助需求的功能。</w:t>
       </w:r>
     </w:p>
     <w:p>
-      <w:r>
-        <w:t>在技術層面上，本專案預期將包含流暢的行動裝置應用程式，以及能穩定處理大量</w:t>
-      </w:r>
-      <w:r>
-        <w:rPr>
-          <w:rFonts w:hint="eastAsia"/>
-        </w:rPr>
-        <w:t>影音</w:t>
-      </w:r>
-      <w:r>
-        <w:t>數據存取的後端伺服器架構。我們期望這套系統能在實際的裝置上展現出優異的效能與友善的操作體驗，證明此軟硬體整合架構的可行性與穩定度。</w:t>
-      </w:r>
+      <w:pPr>
+        <w:widowControl/>
+      </w:pPr>
     </w:p>
-    <w:p>
-      <w:r>
-        <w:t>在應用與社會效益層面上，預期「</w:t>
-      </w:r>
-      <w:r>
-        <w:t>Uban</w:t>
-      </w:r>
-      <w:r>
-        <w:t>」系統能有效降低長者的「科技焦慮」，提升他們使用智慧型裝置的意願與頻率</w:t>
-      </w:r>
-      <w:r>
-        <w:rPr>
-          <w:rFonts w:hint="eastAsia"/>
-        </w:rPr>
-        <w:t>，</w:t>
-      </w:r>
-      <w:r>
-        <w:rPr>
-          <w:rFonts w:hint="eastAsia"/>
-        </w:rPr>
-        <w:t>並能顯著提升</w:t>
-      </w:r>
-      <w:r>
-        <w:rPr>
-          <w:rFonts w:hint="eastAsia"/>
-        </w:rPr>
-        <w:t>家庭照護的能力與效率</w:t>
-      </w:r>
-      <w:r>
-        <w:t>。透過這個平台，長者能更頻繁地與親友進行語音互動，進而減少孤獨感並增進家庭連結。未來，本系統也期望能作為一個穩固的基石，持續擴充更多符合高齡照護與生活輔助需求的功能。</w:t>
-      </w:r>
-    </w:p>
-    <w:p/>
     <w:sectPr>
       <w:pgSz w:w="11906" w:h="16838"/>
       <w:pgMar w:top="1304" w:right="1134" w:bottom="1304" w:left="1134" w:header="851" w:footer="992" w:gutter="0"/>
@@ -775,6 +799,1245 @@
     </w:sectPr>
   </w:body>
 </w:document>
+</file>
+
+<file path=word/numbering.xml><?xml version="1.0" encoding="utf-8"?>
+<w:numbering xmlns:wpc="http://schemas.microsoft.com/office/word/2010/wordprocessingCanvas" xmlns:cx="http://schemas.microsoft.com/office/drawing/2014/chartex" xmlns:cx1="http://schemas.microsoft.com/office/drawing/2015/9/8/chartex" xmlns:cx2="http://schemas.microsoft.com/office/drawing/2015/10/21/chartex" xmlns:cx3="http://schemas.microsoft.com/office/drawing/2016/5/9/chartex" xmlns:cx4="http://schemas.microsoft.com/office/drawing/2016/5/10/chartex" xmlns:cx5="http://schemas.microsoft.com/office/drawing/2016/5/11/chartex" xmlns:cx6="http://schemas.microsoft.com/office/drawing/2016/5/12/chartex" xmlns:cx7="http://schemas.microsoft.com/office/drawing/2016/5/13/chartex" xmlns:cx8="http://schemas.microsoft.com/office/drawing/2016/5/14/chartex" xmlns:mc="http://schemas.openxmlformats.org/markup-compatibility/2006" xmlns:aink="http://schemas.microsoft.com/office/drawing/2016/ink" xmlns:am3d="http://schemas.microsoft.com/office/drawing/2017/model3d" xmlns:o="urn:schemas-microsoft-com:office:office" xmlns:oel="http://schemas.microsoft.com/office/2019/extlst" xmlns:r="http://schemas.openxmlformats.org/officeDocument/2006/relationships" xmlns:m="http://schemas.openxmlformats.org/officeDocument/2006/math" xmlns:v="urn:schemas-microsoft-com:vml" xmlns:wp14="http://schemas.microsoft.com/office/word/2010/wordprocessingDrawing" xmlns:wp="http://schemas.openxmlformats.org/drawingml/2006/wordprocessingDrawing" xmlns:w10="urn:schemas-microsoft-com:office:word" xmlns:w="http://schemas.openxmlformats.org/wordprocessingml/2006/main" xmlns:w14="http://schemas.microsoft.com/office/word/2010/wordml" xmlns:w15="http://schemas.microsoft.com/office/word/2012/wordml" xmlns:w16cex="http://schemas.microsoft.com/office/word/2018/wordml/cex" xmlns:w16cid="http://schemas.microsoft.com/office/word/2016/wordml/cid" xmlns:w16="http://schemas.microsoft.com/office/word/2018/wordml" xmlns:w16du="http://schemas.microsoft.com/office/word/2023/wordml/word16du" xmlns:w16sdtdh="http://schemas.microsoft.com/office/word/2020/wordml/sdtdatahash" xmlns:w16sdtfl="http://schemas.microsoft.com/office/word/2024/wordml/sdtformatlock" xmlns:w16se="http://schemas.microsoft.com/office/word/2015/wordml/symex" xmlns:wpg="http://schemas.microsoft.com/office/word/2010/wordprocessingGroup" xmlns:wpi="http://schemas.microsoft.com/office/word/2010/wordprocessingInk" xmlns:wne="http://schemas.microsoft.com/office/word/2006/wordml" xmlns:wps="http://schemas.microsoft.com/office/word/2010/wordprocessingShape" mc:Ignorable="w14 w15 w16se w16cid w16 w16cex w16sdtdh w16sdtfl w16du wp14">
+  <w:abstractNum w:abstractNumId="0" w15:restartNumberingAfterBreak="0">
+    <w:nsid w:val="068727E2"/>
+    <w:multiLevelType w:val="multilevel"/>
+    <w:tmpl w:val="08A4FB32"/>
+    <w:lvl w:ilvl="0">
+      <w:start w:val="1"/>
+      <w:numFmt w:val="bullet"/>
+      <w:lvlText w:val=""/>
+      <w:lvlJc w:val="left"/>
+      <w:pPr>
+        <w:tabs>
+          <w:tab w:val="num" w:pos="720"/>
+        </w:tabs>
+        <w:ind w:left="720" w:hanging="360"/>
+      </w:pPr>
+      <w:rPr>
+        <w:rFonts w:ascii="Symbol" w:hAnsi="Symbol" w:hint="default"/>
+        <w:sz w:val="20"/>
+      </w:rPr>
+    </w:lvl>
+    <w:lvl w:ilvl="1">
+      <w:start w:val="1"/>
+      <w:numFmt w:val="decimal"/>
+      <w:lvlText w:val="%2."/>
+      <w:lvlJc w:val="left"/>
+      <w:pPr>
+        <w:ind w:left="1440" w:hanging="360"/>
+      </w:pPr>
+    </w:lvl>
+    <w:lvl w:ilvl="2">
+      <w:start w:val="1"/>
+      <w:numFmt w:val="bullet"/>
+      <w:lvlText w:val=""/>
+      <w:lvlJc w:val="left"/>
+      <w:pPr>
+        <w:tabs>
+          <w:tab w:val="num" w:pos="2160"/>
+        </w:tabs>
+        <w:ind w:left="2160" w:hanging="360"/>
+      </w:pPr>
+      <w:rPr>
+        <w:rFonts w:ascii="Wingdings" w:hAnsi="Wingdings" w:hint="default"/>
+        <w:sz w:val="20"/>
+      </w:rPr>
+    </w:lvl>
+    <w:lvl w:ilvl="3">
+      <w:start w:val="1"/>
+      <w:numFmt w:val="bullet"/>
+      <w:lvlText w:val=""/>
+      <w:lvlJc w:val="left"/>
+      <w:pPr>
+        <w:tabs>
+          <w:tab w:val="num" w:pos="2880"/>
+        </w:tabs>
+        <w:ind w:left="2880" w:hanging="360"/>
+      </w:pPr>
+      <w:rPr>
+        <w:rFonts w:ascii="Wingdings" w:hAnsi="Wingdings" w:hint="default"/>
+        <w:sz w:val="20"/>
+      </w:rPr>
+    </w:lvl>
+    <w:lvl w:ilvl="4">
+      <w:start w:val="1"/>
+      <w:numFmt w:val="bullet"/>
+      <w:lvlText w:val=""/>
+      <w:lvlJc w:val="left"/>
+      <w:pPr>
+        <w:tabs>
+          <w:tab w:val="num" w:pos="3600"/>
+        </w:tabs>
+        <w:ind w:left="3600" w:hanging="360"/>
+      </w:pPr>
+      <w:rPr>
+        <w:rFonts w:ascii="Wingdings" w:hAnsi="Wingdings" w:hint="default"/>
+        <w:sz w:val="20"/>
+      </w:rPr>
+    </w:lvl>
+    <w:lvl w:ilvl="5">
+      <w:start w:val="1"/>
+      <w:numFmt w:val="bullet"/>
+      <w:lvlText w:val=""/>
+      <w:lvlJc w:val="left"/>
+      <w:pPr>
+        <w:tabs>
+          <w:tab w:val="num" w:pos="4320"/>
+        </w:tabs>
+        <w:ind w:left="4320" w:hanging="360"/>
+      </w:pPr>
+      <w:rPr>
+        <w:rFonts w:ascii="Wingdings" w:hAnsi="Wingdings" w:hint="default"/>
+        <w:sz w:val="20"/>
+      </w:rPr>
+    </w:lvl>
+    <w:lvl w:ilvl="6">
+      <w:start w:val="1"/>
+      <w:numFmt w:val="bullet"/>
+      <w:lvlText w:val=""/>
+      <w:lvlJc w:val="left"/>
+      <w:pPr>
+        <w:tabs>
+          <w:tab w:val="num" w:pos="5040"/>
+        </w:tabs>
+        <w:ind w:left="5040" w:hanging="360"/>
+      </w:pPr>
+      <w:rPr>
+        <w:rFonts w:ascii="Wingdings" w:hAnsi="Wingdings" w:hint="default"/>
+        <w:sz w:val="20"/>
+      </w:rPr>
+    </w:lvl>
+    <w:lvl w:ilvl="7">
+      <w:start w:val="1"/>
+      <w:numFmt w:val="bullet"/>
+      <w:lvlText w:val=""/>
+      <w:lvlJc w:val="left"/>
+      <w:pPr>
+        <w:tabs>
+          <w:tab w:val="num" w:pos="5760"/>
+        </w:tabs>
+        <w:ind w:left="5760" w:hanging="360"/>
+      </w:pPr>
+      <w:rPr>
+        <w:rFonts w:ascii="Wingdings" w:hAnsi="Wingdings" w:hint="default"/>
+        <w:sz w:val="20"/>
+      </w:rPr>
+    </w:lvl>
+    <w:lvl w:ilvl="8">
+      <w:start w:val="1"/>
+      <w:numFmt w:val="bullet"/>
+      <w:lvlText w:val=""/>
+      <w:lvlJc w:val="left"/>
+      <w:pPr>
+        <w:tabs>
+          <w:tab w:val="num" w:pos="6480"/>
+        </w:tabs>
+        <w:ind w:left="6480" w:hanging="360"/>
+      </w:pPr>
+      <w:rPr>
+        <w:rFonts w:ascii="Wingdings" w:hAnsi="Wingdings" w:hint="default"/>
+        <w:sz w:val="20"/>
+      </w:rPr>
+    </w:lvl>
+  </w:abstractNum>
+  <w:abstractNum w:abstractNumId="1" w15:restartNumberingAfterBreak="0">
+    <w:nsid w:val="0B8C1DFD"/>
+    <w:multiLevelType w:val="multilevel"/>
+    <w:tmpl w:val="5D86477C"/>
+    <w:lvl w:ilvl="0">
+      <w:start w:val="1"/>
+      <w:numFmt w:val="decimal"/>
+      <w:lvlText w:val="%1."/>
+      <w:lvlJc w:val="left"/>
+      <w:pPr>
+        <w:tabs>
+          <w:tab w:val="num" w:pos="720"/>
+        </w:tabs>
+        <w:ind w:left="720" w:hanging="360"/>
+      </w:pPr>
+    </w:lvl>
+    <w:lvl w:ilvl="1">
+      <w:start w:val="1"/>
+      <w:numFmt w:val="bullet"/>
+      <w:lvlText w:val="o"/>
+      <w:lvlJc w:val="left"/>
+      <w:pPr>
+        <w:tabs>
+          <w:tab w:val="num" w:pos="1440"/>
+        </w:tabs>
+        <w:ind w:left="1440" w:hanging="360"/>
+      </w:pPr>
+      <w:rPr>
+        <w:rFonts w:ascii="Courier New" w:hAnsi="Courier New" w:cs="Times New Roman" w:hint="default"/>
+        <w:sz w:val="20"/>
+      </w:rPr>
+    </w:lvl>
+    <w:lvl w:ilvl="2">
+      <w:start w:val="1"/>
+      <w:numFmt w:val="decimal"/>
+      <w:lvlText w:val="%3."/>
+      <w:lvlJc w:val="left"/>
+      <w:pPr>
+        <w:tabs>
+          <w:tab w:val="num" w:pos="2160"/>
+        </w:tabs>
+        <w:ind w:left="2160" w:hanging="360"/>
+      </w:pPr>
+    </w:lvl>
+    <w:lvl w:ilvl="3">
+      <w:start w:val="1"/>
+      <w:numFmt w:val="decimal"/>
+      <w:lvlText w:val="%4."/>
+      <w:lvlJc w:val="left"/>
+      <w:pPr>
+        <w:tabs>
+          <w:tab w:val="num" w:pos="2880"/>
+        </w:tabs>
+        <w:ind w:left="2880" w:hanging="360"/>
+      </w:pPr>
+    </w:lvl>
+    <w:lvl w:ilvl="4">
+      <w:start w:val="1"/>
+      <w:numFmt w:val="decimal"/>
+      <w:lvlText w:val="%5."/>
+      <w:lvlJc w:val="left"/>
+      <w:pPr>
+        <w:tabs>
+          <w:tab w:val="num" w:pos="3600"/>
+        </w:tabs>
+        <w:ind w:left="3600" w:hanging="360"/>
+      </w:pPr>
+    </w:lvl>
+    <w:lvl w:ilvl="5">
+      <w:start w:val="1"/>
+      <w:numFmt w:val="decimal"/>
+      <w:lvlText w:val="%6."/>
+      <w:lvlJc w:val="left"/>
+      <w:pPr>
+        <w:tabs>
+          <w:tab w:val="num" w:pos="4320"/>
+        </w:tabs>
+        <w:ind w:left="4320" w:hanging="360"/>
+      </w:pPr>
+    </w:lvl>
+    <w:lvl w:ilvl="6">
+      <w:start w:val="1"/>
+      <w:numFmt w:val="decimal"/>
+      <w:lvlText w:val="%7."/>
+      <w:lvlJc w:val="left"/>
+      <w:pPr>
+        <w:tabs>
+          <w:tab w:val="num" w:pos="5040"/>
+        </w:tabs>
+        <w:ind w:left="5040" w:hanging="360"/>
+      </w:pPr>
+    </w:lvl>
+    <w:lvl w:ilvl="7">
+      <w:start w:val="1"/>
+      <w:numFmt w:val="decimal"/>
+      <w:lvlText w:val="%8."/>
+      <w:lvlJc w:val="left"/>
+      <w:pPr>
+        <w:tabs>
+          <w:tab w:val="num" w:pos="5760"/>
+        </w:tabs>
+        <w:ind w:left="5760" w:hanging="360"/>
+      </w:pPr>
+    </w:lvl>
+    <w:lvl w:ilvl="8">
+      <w:start w:val="1"/>
+      <w:numFmt w:val="decimal"/>
+      <w:lvlText w:val="%9."/>
+      <w:lvlJc w:val="left"/>
+      <w:pPr>
+        <w:tabs>
+          <w:tab w:val="num" w:pos="6480"/>
+        </w:tabs>
+        <w:ind w:left="6480" w:hanging="360"/>
+      </w:pPr>
+    </w:lvl>
+  </w:abstractNum>
+  <w:abstractNum w:abstractNumId="2" w15:restartNumberingAfterBreak="0">
+    <w:nsid w:val="23D30A9D"/>
+    <w:multiLevelType w:val="multilevel"/>
+    <w:tmpl w:val="5C18867E"/>
+    <w:lvl w:ilvl="0">
+      <w:start w:val="1"/>
+      <w:numFmt w:val="bullet"/>
+      <w:lvlText w:val=""/>
+      <w:lvlJc w:val="left"/>
+      <w:pPr>
+        <w:tabs>
+          <w:tab w:val="num" w:pos="720"/>
+        </w:tabs>
+        <w:ind w:left="720" w:hanging="360"/>
+      </w:pPr>
+      <w:rPr>
+        <w:rFonts w:ascii="Symbol" w:hAnsi="Symbol" w:hint="default"/>
+        <w:sz w:val="20"/>
+      </w:rPr>
+    </w:lvl>
+    <w:lvl w:ilvl="1">
+      <w:start w:val="1"/>
+      <w:numFmt w:val="bullet"/>
+      <w:lvlText w:val="o"/>
+      <w:lvlJc w:val="left"/>
+      <w:pPr>
+        <w:tabs>
+          <w:tab w:val="num" w:pos="1440"/>
+        </w:tabs>
+        <w:ind w:left="1440" w:hanging="360"/>
+      </w:pPr>
+      <w:rPr>
+        <w:rFonts w:ascii="Courier New" w:hAnsi="Courier New" w:cs="Times New Roman" w:hint="default"/>
+        <w:sz w:val="20"/>
+      </w:rPr>
+    </w:lvl>
+    <w:lvl w:ilvl="2">
+      <w:start w:val="3"/>
+      <w:numFmt w:val="decimal"/>
+      <w:lvlText w:val="%3."/>
+      <w:lvlJc w:val="left"/>
+      <w:pPr>
+        <w:ind w:left="2160" w:hanging="360"/>
+      </w:pPr>
+    </w:lvl>
+    <w:lvl w:ilvl="3">
+      <w:start w:val="1"/>
+      <w:numFmt w:val="bullet"/>
+      <w:lvlText w:val=""/>
+      <w:lvlJc w:val="left"/>
+      <w:pPr>
+        <w:tabs>
+          <w:tab w:val="num" w:pos="2880"/>
+        </w:tabs>
+        <w:ind w:left="2880" w:hanging="360"/>
+      </w:pPr>
+      <w:rPr>
+        <w:rFonts w:ascii="Wingdings" w:hAnsi="Wingdings" w:hint="default"/>
+        <w:sz w:val="20"/>
+      </w:rPr>
+    </w:lvl>
+    <w:lvl w:ilvl="4">
+      <w:start w:val="1"/>
+      <w:numFmt w:val="bullet"/>
+      <w:lvlText w:val=""/>
+      <w:lvlJc w:val="left"/>
+      <w:pPr>
+        <w:tabs>
+          <w:tab w:val="num" w:pos="3600"/>
+        </w:tabs>
+        <w:ind w:left="3600" w:hanging="360"/>
+      </w:pPr>
+      <w:rPr>
+        <w:rFonts w:ascii="Wingdings" w:hAnsi="Wingdings" w:hint="default"/>
+        <w:sz w:val="20"/>
+      </w:rPr>
+    </w:lvl>
+    <w:lvl w:ilvl="5">
+      <w:start w:val="1"/>
+      <w:numFmt w:val="bullet"/>
+      <w:lvlText w:val=""/>
+      <w:lvlJc w:val="left"/>
+      <w:pPr>
+        <w:tabs>
+          <w:tab w:val="num" w:pos="4320"/>
+        </w:tabs>
+        <w:ind w:left="4320" w:hanging="360"/>
+      </w:pPr>
+      <w:rPr>
+        <w:rFonts w:ascii="Wingdings" w:hAnsi="Wingdings" w:hint="default"/>
+        <w:sz w:val="20"/>
+      </w:rPr>
+    </w:lvl>
+    <w:lvl w:ilvl="6">
+      <w:start w:val="1"/>
+      <w:numFmt w:val="bullet"/>
+      <w:lvlText w:val=""/>
+      <w:lvlJc w:val="left"/>
+      <w:pPr>
+        <w:tabs>
+          <w:tab w:val="num" w:pos="5040"/>
+        </w:tabs>
+        <w:ind w:left="5040" w:hanging="360"/>
+      </w:pPr>
+      <w:rPr>
+        <w:rFonts w:ascii="Wingdings" w:hAnsi="Wingdings" w:hint="default"/>
+        <w:sz w:val="20"/>
+      </w:rPr>
+    </w:lvl>
+    <w:lvl w:ilvl="7">
+      <w:start w:val="1"/>
+      <w:numFmt w:val="bullet"/>
+      <w:lvlText w:val=""/>
+      <w:lvlJc w:val="left"/>
+      <w:pPr>
+        <w:tabs>
+          <w:tab w:val="num" w:pos="5760"/>
+        </w:tabs>
+        <w:ind w:left="5760" w:hanging="360"/>
+      </w:pPr>
+      <w:rPr>
+        <w:rFonts w:ascii="Wingdings" w:hAnsi="Wingdings" w:hint="default"/>
+        <w:sz w:val="20"/>
+      </w:rPr>
+    </w:lvl>
+    <w:lvl w:ilvl="8">
+      <w:start w:val="1"/>
+      <w:numFmt w:val="bullet"/>
+      <w:lvlText w:val=""/>
+      <w:lvlJc w:val="left"/>
+      <w:pPr>
+        <w:tabs>
+          <w:tab w:val="num" w:pos="6480"/>
+        </w:tabs>
+        <w:ind w:left="6480" w:hanging="360"/>
+      </w:pPr>
+      <w:rPr>
+        <w:rFonts w:ascii="Wingdings" w:hAnsi="Wingdings" w:hint="default"/>
+        <w:sz w:val="20"/>
+      </w:rPr>
+    </w:lvl>
+  </w:abstractNum>
+  <w:abstractNum w:abstractNumId="3" w15:restartNumberingAfterBreak="0">
+    <w:nsid w:val="2A605CA7"/>
+    <w:multiLevelType w:val="multilevel"/>
+    <w:tmpl w:val="937A40F0"/>
+    <w:lvl w:ilvl="0">
+      <w:start w:val="1"/>
+      <w:numFmt w:val="bullet"/>
+      <w:lvlText w:val=""/>
+      <w:lvlJc w:val="left"/>
+      <w:pPr>
+        <w:tabs>
+          <w:tab w:val="num" w:pos="720"/>
+        </w:tabs>
+        <w:ind w:left="720" w:hanging="360"/>
+      </w:pPr>
+      <w:rPr>
+        <w:rFonts w:ascii="Symbol" w:hAnsi="Symbol" w:hint="default"/>
+        <w:sz w:val="20"/>
+      </w:rPr>
+    </w:lvl>
+    <w:lvl w:ilvl="1">
+      <w:start w:val="1"/>
+      <w:numFmt w:val="bullet"/>
+      <w:lvlText w:val="o"/>
+      <w:lvlJc w:val="left"/>
+      <w:pPr>
+        <w:tabs>
+          <w:tab w:val="num" w:pos="1440"/>
+        </w:tabs>
+        <w:ind w:left="1440" w:hanging="360"/>
+      </w:pPr>
+      <w:rPr>
+        <w:rFonts w:ascii="Courier New" w:hAnsi="Courier New" w:cs="Times New Roman" w:hint="default"/>
+        <w:sz w:val="20"/>
+      </w:rPr>
+    </w:lvl>
+    <w:lvl w:ilvl="2">
+      <w:start w:val="1"/>
+      <w:numFmt w:val="bullet"/>
+      <w:lvlText w:val=""/>
+      <w:lvlJc w:val="left"/>
+      <w:pPr>
+        <w:tabs>
+          <w:tab w:val="num" w:pos="2160"/>
+        </w:tabs>
+        <w:ind w:left="2160" w:hanging="360"/>
+      </w:pPr>
+      <w:rPr>
+        <w:rFonts w:ascii="Wingdings" w:hAnsi="Wingdings" w:hint="default"/>
+        <w:sz w:val="20"/>
+      </w:rPr>
+    </w:lvl>
+    <w:lvl w:ilvl="3">
+      <w:start w:val="1"/>
+      <w:numFmt w:val="bullet"/>
+      <w:lvlText w:val=""/>
+      <w:lvlJc w:val="left"/>
+      <w:pPr>
+        <w:tabs>
+          <w:tab w:val="num" w:pos="2880"/>
+        </w:tabs>
+        <w:ind w:left="2880" w:hanging="360"/>
+      </w:pPr>
+      <w:rPr>
+        <w:rFonts w:ascii="Wingdings" w:hAnsi="Wingdings" w:hint="default"/>
+        <w:sz w:val="20"/>
+      </w:rPr>
+    </w:lvl>
+    <w:lvl w:ilvl="4">
+      <w:start w:val="1"/>
+      <w:numFmt w:val="bullet"/>
+      <w:lvlText w:val=""/>
+      <w:lvlJc w:val="left"/>
+      <w:pPr>
+        <w:tabs>
+          <w:tab w:val="num" w:pos="3600"/>
+        </w:tabs>
+        <w:ind w:left="3600" w:hanging="360"/>
+      </w:pPr>
+      <w:rPr>
+        <w:rFonts w:ascii="Wingdings" w:hAnsi="Wingdings" w:hint="default"/>
+        <w:sz w:val="20"/>
+      </w:rPr>
+    </w:lvl>
+    <w:lvl w:ilvl="5">
+      <w:start w:val="1"/>
+      <w:numFmt w:val="bullet"/>
+      <w:lvlText w:val=""/>
+      <w:lvlJc w:val="left"/>
+      <w:pPr>
+        <w:tabs>
+          <w:tab w:val="num" w:pos="4320"/>
+        </w:tabs>
+        <w:ind w:left="4320" w:hanging="360"/>
+      </w:pPr>
+      <w:rPr>
+        <w:rFonts w:ascii="Wingdings" w:hAnsi="Wingdings" w:hint="default"/>
+        <w:sz w:val="20"/>
+      </w:rPr>
+    </w:lvl>
+    <w:lvl w:ilvl="6">
+      <w:start w:val="1"/>
+      <w:numFmt w:val="bullet"/>
+      <w:lvlText w:val=""/>
+      <w:lvlJc w:val="left"/>
+      <w:pPr>
+        <w:tabs>
+          <w:tab w:val="num" w:pos="5040"/>
+        </w:tabs>
+        <w:ind w:left="5040" w:hanging="360"/>
+      </w:pPr>
+      <w:rPr>
+        <w:rFonts w:ascii="Wingdings" w:hAnsi="Wingdings" w:hint="default"/>
+        <w:sz w:val="20"/>
+      </w:rPr>
+    </w:lvl>
+    <w:lvl w:ilvl="7">
+      <w:start w:val="1"/>
+      <w:numFmt w:val="bullet"/>
+      <w:lvlText w:val=""/>
+      <w:lvlJc w:val="left"/>
+      <w:pPr>
+        <w:tabs>
+          <w:tab w:val="num" w:pos="5760"/>
+        </w:tabs>
+        <w:ind w:left="5760" w:hanging="360"/>
+      </w:pPr>
+      <w:rPr>
+        <w:rFonts w:ascii="Wingdings" w:hAnsi="Wingdings" w:hint="default"/>
+        <w:sz w:val="20"/>
+      </w:rPr>
+    </w:lvl>
+    <w:lvl w:ilvl="8">
+      <w:start w:val="1"/>
+      <w:numFmt w:val="bullet"/>
+      <w:lvlText w:val=""/>
+      <w:lvlJc w:val="left"/>
+      <w:pPr>
+        <w:tabs>
+          <w:tab w:val="num" w:pos="6480"/>
+        </w:tabs>
+        <w:ind w:left="6480" w:hanging="360"/>
+      </w:pPr>
+      <w:rPr>
+        <w:rFonts w:ascii="Wingdings" w:hAnsi="Wingdings" w:hint="default"/>
+        <w:sz w:val="20"/>
+      </w:rPr>
+    </w:lvl>
+  </w:abstractNum>
+  <w:abstractNum w:abstractNumId="4" w15:restartNumberingAfterBreak="0">
+    <w:nsid w:val="38072D98"/>
+    <w:multiLevelType w:val="multilevel"/>
+    <w:tmpl w:val="A7D8A3E6"/>
+    <w:lvl w:ilvl="0">
+      <w:start w:val="1"/>
+      <w:numFmt w:val="bullet"/>
+      <w:lvlText w:val=""/>
+      <w:lvlJc w:val="left"/>
+      <w:pPr>
+        <w:tabs>
+          <w:tab w:val="num" w:pos="720"/>
+        </w:tabs>
+        <w:ind w:left="720" w:hanging="360"/>
+      </w:pPr>
+      <w:rPr>
+        <w:rFonts w:ascii="Symbol" w:hAnsi="Symbol" w:hint="default"/>
+        <w:sz w:val="20"/>
+      </w:rPr>
+    </w:lvl>
+    <w:lvl w:ilvl="1">
+      <w:start w:val="1"/>
+      <w:numFmt w:val="bullet"/>
+      <w:lvlText w:val="o"/>
+      <w:lvlJc w:val="left"/>
+      <w:pPr>
+        <w:tabs>
+          <w:tab w:val="num" w:pos="1440"/>
+        </w:tabs>
+        <w:ind w:left="1440" w:hanging="360"/>
+      </w:pPr>
+      <w:rPr>
+        <w:rFonts w:ascii="Courier New" w:hAnsi="Courier New" w:cs="Times New Roman" w:hint="default"/>
+        <w:sz w:val="20"/>
+      </w:rPr>
+    </w:lvl>
+    <w:lvl w:ilvl="2">
+      <w:start w:val="1"/>
+      <w:numFmt w:val="bullet"/>
+      <w:lvlText w:val=""/>
+      <w:lvlJc w:val="left"/>
+      <w:pPr>
+        <w:tabs>
+          <w:tab w:val="num" w:pos="2160"/>
+        </w:tabs>
+        <w:ind w:left="2160" w:hanging="360"/>
+      </w:pPr>
+      <w:rPr>
+        <w:rFonts w:ascii="Wingdings" w:hAnsi="Wingdings" w:hint="default"/>
+        <w:sz w:val="20"/>
+      </w:rPr>
+    </w:lvl>
+    <w:lvl w:ilvl="3">
+      <w:start w:val="1"/>
+      <w:numFmt w:val="bullet"/>
+      <w:lvlText w:val=""/>
+      <w:lvlJc w:val="left"/>
+      <w:pPr>
+        <w:tabs>
+          <w:tab w:val="num" w:pos="2880"/>
+        </w:tabs>
+        <w:ind w:left="2880" w:hanging="360"/>
+      </w:pPr>
+      <w:rPr>
+        <w:rFonts w:ascii="Wingdings" w:hAnsi="Wingdings" w:hint="default"/>
+        <w:sz w:val="20"/>
+      </w:rPr>
+    </w:lvl>
+    <w:lvl w:ilvl="4">
+      <w:start w:val="1"/>
+      <w:numFmt w:val="bullet"/>
+      <w:lvlText w:val=""/>
+      <w:lvlJc w:val="left"/>
+      <w:pPr>
+        <w:tabs>
+          <w:tab w:val="num" w:pos="3600"/>
+        </w:tabs>
+        <w:ind w:left="3600" w:hanging="360"/>
+      </w:pPr>
+      <w:rPr>
+        <w:rFonts w:ascii="Wingdings" w:hAnsi="Wingdings" w:hint="default"/>
+        <w:sz w:val="20"/>
+      </w:rPr>
+    </w:lvl>
+    <w:lvl w:ilvl="5">
+      <w:start w:val="1"/>
+      <w:numFmt w:val="bullet"/>
+      <w:lvlText w:val=""/>
+      <w:lvlJc w:val="left"/>
+      <w:pPr>
+        <w:tabs>
+          <w:tab w:val="num" w:pos="4320"/>
+        </w:tabs>
+        <w:ind w:left="4320" w:hanging="360"/>
+      </w:pPr>
+      <w:rPr>
+        <w:rFonts w:ascii="Wingdings" w:hAnsi="Wingdings" w:hint="default"/>
+        <w:sz w:val="20"/>
+      </w:rPr>
+    </w:lvl>
+    <w:lvl w:ilvl="6">
+      <w:start w:val="1"/>
+      <w:numFmt w:val="bullet"/>
+      <w:lvlText w:val=""/>
+      <w:lvlJc w:val="left"/>
+      <w:pPr>
+        <w:tabs>
+          <w:tab w:val="num" w:pos="5040"/>
+        </w:tabs>
+        <w:ind w:left="5040" w:hanging="360"/>
+      </w:pPr>
+      <w:rPr>
+        <w:rFonts w:ascii="Wingdings" w:hAnsi="Wingdings" w:hint="default"/>
+        <w:sz w:val="20"/>
+      </w:rPr>
+    </w:lvl>
+    <w:lvl w:ilvl="7">
+      <w:start w:val="1"/>
+      <w:numFmt w:val="bullet"/>
+      <w:lvlText w:val=""/>
+      <w:lvlJc w:val="left"/>
+      <w:pPr>
+        <w:tabs>
+          <w:tab w:val="num" w:pos="5760"/>
+        </w:tabs>
+        <w:ind w:left="5760" w:hanging="360"/>
+      </w:pPr>
+      <w:rPr>
+        <w:rFonts w:ascii="Wingdings" w:hAnsi="Wingdings" w:hint="default"/>
+        <w:sz w:val="20"/>
+      </w:rPr>
+    </w:lvl>
+    <w:lvl w:ilvl="8">
+      <w:start w:val="1"/>
+      <w:numFmt w:val="bullet"/>
+      <w:lvlText w:val=""/>
+      <w:lvlJc w:val="left"/>
+      <w:pPr>
+        <w:tabs>
+          <w:tab w:val="num" w:pos="6480"/>
+        </w:tabs>
+        <w:ind w:left="6480" w:hanging="360"/>
+      </w:pPr>
+      <w:rPr>
+        <w:rFonts w:ascii="Wingdings" w:hAnsi="Wingdings" w:hint="default"/>
+        <w:sz w:val="20"/>
+      </w:rPr>
+    </w:lvl>
+  </w:abstractNum>
+  <w:abstractNum w:abstractNumId="5" w15:restartNumberingAfterBreak="0">
+    <w:nsid w:val="6D617582"/>
+    <w:multiLevelType w:val="multilevel"/>
+    <w:tmpl w:val="A5CE4B70"/>
+    <w:lvl w:ilvl="0">
+      <w:start w:val="1"/>
+      <w:numFmt w:val="decimal"/>
+      <w:lvlText w:val="%1."/>
+      <w:lvlJc w:val="left"/>
+      <w:pPr>
+        <w:tabs>
+          <w:tab w:val="num" w:pos="720"/>
+        </w:tabs>
+        <w:ind w:left="720" w:hanging="360"/>
+      </w:pPr>
+    </w:lvl>
+    <w:lvl w:ilvl="1">
+      <w:start w:val="1"/>
+      <w:numFmt w:val="decimal"/>
+      <w:lvlText w:val="%2."/>
+      <w:lvlJc w:val="left"/>
+      <w:pPr>
+        <w:tabs>
+          <w:tab w:val="num" w:pos="1440"/>
+        </w:tabs>
+        <w:ind w:left="1440" w:hanging="360"/>
+      </w:pPr>
+    </w:lvl>
+    <w:lvl w:ilvl="2">
+      <w:start w:val="1"/>
+      <w:numFmt w:val="decimal"/>
+      <w:lvlText w:val="%3."/>
+      <w:lvlJc w:val="left"/>
+      <w:pPr>
+        <w:tabs>
+          <w:tab w:val="num" w:pos="2160"/>
+        </w:tabs>
+        <w:ind w:left="2160" w:hanging="360"/>
+      </w:pPr>
+    </w:lvl>
+    <w:lvl w:ilvl="3">
+      <w:start w:val="1"/>
+      <w:numFmt w:val="decimal"/>
+      <w:lvlText w:val="%4."/>
+      <w:lvlJc w:val="left"/>
+      <w:pPr>
+        <w:tabs>
+          <w:tab w:val="num" w:pos="2880"/>
+        </w:tabs>
+        <w:ind w:left="2880" w:hanging="360"/>
+      </w:pPr>
+    </w:lvl>
+    <w:lvl w:ilvl="4">
+      <w:start w:val="1"/>
+      <w:numFmt w:val="decimal"/>
+      <w:lvlText w:val="%5."/>
+      <w:lvlJc w:val="left"/>
+      <w:pPr>
+        <w:tabs>
+          <w:tab w:val="num" w:pos="3600"/>
+        </w:tabs>
+        <w:ind w:left="3600" w:hanging="360"/>
+      </w:pPr>
+    </w:lvl>
+    <w:lvl w:ilvl="5">
+      <w:start w:val="1"/>
+      <w:numFmt w:val="decimal"/>
+      <w:lvlText w:val="%6."/>
+      <w:lvlJc w:val="left"/>
+      <w:pPr>
+        <w:tabs>
+          <w:tab w:val="num" w:pos="4320"/>
+        </w:tabs>
+        <w:ind w:left="4320" w:hanging="360"/>
+      </w:pPr>
+    </w:lvl>
+    <w:lvl w:ilvl="6">
+      <w:start w:val="1"/>
+      <w:numFmt w:val="decimal"/>
+      <w:lvlText w:val="%7."/>
+      <w:lvlJc w:val="left"/>
+      <w:pPr>
+        <w:tabs>
+          <w:tab w:val="num" w:pos="5040"/>
+        </w:tabs>
+        <w:ind w:left="5040" w:hanging="360"/>
+      </w:pPr>
+    </w:lvl>
+    <w:lvl w:ilvl="7">
+      <w:start w:val="1"/>
+      <w:numFmt w:val="decimal"/>
+      <w:lvlText w:val="%8."/>
+      <w:lvlJc w:val="left"/>
+      <w:pPr>
+        <w:tabs>
+          <w:tab w:val="num" w:pos="5760"/>
+        </w:tabs>
+        <w:ind w:left="5760" w:hanging="360"/>
+      </w:pPr>
+    </w:lvl>
+    <w:lvl w:ilvl="8">
+      <w:start w:val="1"/>
+      <w:numFmt w:val="decimal"/>
+      <w:lvlText w:val="%9."/>
+      <w:lvlJc w:val="left"/>
+      <w:pPr>
+        <w:tabs>
+          <w:tab w:val="num" w:pos="6480"/>
+        </w:tabs>
+        <w:ind w:left="6480" w:hanging="360"/>
+      </w:pPr>
+    </w:lvl>
+  </w:abstractNum>
+  <w:abstractNum w:abstractNumId="6" w15:restartNumberingAfterBreak="0">
+    <w:nsid w:val="73490926"/>
+    <w:multiLevelType w:val="multilevel"/>
+    <w:tmpl w:val="A7D8A3E6"/>
+    <w:lvl w:ilvl="0">
+      <w:start w:val="1"/>
+      <w:numFmt w:val="bullet"/>
+      <w:lvlText w:val=""/>
+      <w:lvlJc w:val="left"/>
+      <w:pPr>
+        <w:tabs>
+          <w:tab w:val="num" w:pos="720"/>
+        </w:tabs>
+        <w:ind w:left="720" w:hanging="360"/>
+      </w:pPr>
+      <w:rPr>
+        <w:rFonts w:ascii="Symbol" w:hAnsi="Symbol" w:hint="default"/>
+        <w:sz w:val="20"/>
+      </w:rPr>
+    </w:lvl>
+    <w:lvl w:ilvl="1">
+      <w:start w:val="1"/>
+      <w:numFmt w:val="bullet"/>
+      <w:lvlText w:val="o"/>
+      <w:lvlJc w:val="left"/>
+      <w:pPr>
+        <w:tabs>
+          <w:tab w:val="num" w:pos="1440"/>
+        </w:tabs>
+        <w:ind w:left="1440" w:hanging="360"/>
+      </w:pPr>
+      <w:rPr>
+        <w:rFonts w:ascii="Courier New" w:hAnsi="Courier New" w:cs="Times New Roman" w:hint="default"/>
+        <w:sz w:val="20"/>
+      </w:rPr>
+    </w:lvl>
+    <w:lvl w:ilvl="2">
+      <w:start w:val="1"/>
+      <w:numFmt w:val="bullet"/>
+      <w:lvlText w:val=""/>
+      <w:lvlJc w:val="left"/>
+      <w:pPr>
+        <w:tabs>
+          <w:tab w:val="num" w:pos="2160"/>
+        </w:tabs>
+        <w:ind w:left="2160" w:hanging="360"/>
+      </w:pPr>
+      <w:rPr>
+        <w:rFonts w:ascii="Wingdings" w:hAnsi="Wingdings" w:hint="default"/>
+        <w:sz w:val="20"/>
+      </w:rPr>
+    </w:lvl>
+    <w:lvl w:ilvl="3">
+      <w:start w:val="1"/>
+      <w:numFmt w:val="bullet"/>
+      <w:lvlText w:val=""/>
+      <w:lvlJc w:val="left"/>
+      <w:pPr>
+        <w:tabs>
+          <w:tab w:val="num" w:pos="2880"/>
+        </w:tabs>
+        <w:ind w:left="2880" w:hanging="360"/>
+      </w:pPr>
+      <w:rPr>
+        <w:rFonts w:ascii="Wingdings" w:hAnsi="Wingdings" w:hint="default"/>
+        <w:sz w:val="20"/>
+      </w:rPr>
+    </w:lvl>
+    <w:lvl w:ilvl="4">
+      <w:start w:val="1"/>
+      <w:numFmt w:val="bullet"/>
+      <w:lvlText w:val=""/>
+      <w:lvlJc w:val="left"/>
+      <w:pPr>
+        <w:tabs>
+          <w:tab w:val="num" w:pos="3600"/>
+        </w:tabs>
+        <w:ind w:left="3600" w:hanging="360"/>
+      </w:pPr>
+      <w:rPr>
+        <w:rFonts w:ascii="Wingdings" w:hAnsi="Wingdings" w:hint="default"/>
+        <w:sz w:val="20"/>
+      </w:rPr>
+    </w:lvl>
+    <w:lvl w:ilvl="5">
+      <w:start w:val="1"/>
+      <w:numFmt w:val="bullet"/>
+      <w:lvlText w:val=""/>
+      <w:lvlJc w:val="left"/>
+      <w:pPr>
+        <w:tabs>
+          <w:tab w:val="num" w:pos="4320"/>
+        </w:tabs>
+        <w:ind w:left="4320" w:hanging="360"/>
+      </w:pPr>
+      <w:rPr>
+        <w:rFonts w:ascii="Wingdings" w:hAnsi="Wingdings" w:hint="default"/>
+        <w:sz w:val="20"/>
+      </w:rPr>
+    </w:lvl>
+    <w:lvl w:ilvl="6">
+      <w:start w:val="1"/>
+      <w:numFmt w:val="bullet"/>
+      <w:lvlText w:val=""/>
+      <w:lvlJc w:val="left"/>
+      <w:pPr>
+        <w:tabs>
+          <w:tab w:val="num" w:pos="5040"/>
+        </w:tabs>
+        <w:ind w:left="5040" w:hanging="360"/>
+      </w:pPr>
+      <w:rPr>
+        <w:rFonts w:ascii="Wingdings" w:hAnsi="Wingdings" w:hint="default"/>
+        <w:sz w:val="20"/>
+      </w:rPr>
+    </w:lvl>
+    <w:lvl w:ilvl="7">
+      <w:start w:val="1"/>
+      <w:numFmt w:val="bullet"/>
+      <w:lvlText w:val=""/>
+      <w:lvlJc w:val="left"/>
+      <w:pPr>
+        <w:tabs>
+          <w:tab w:val="num" w:pos="5760"/>
+        </w:tabs>
+        <w:ind w:left="5760" w:hanging="360"/>
+      </w:pPr>
+      <w:rPr>
+        <w:rFonts w:ascii="Wingdings" w:hAnsi="Wingdings" w:hint="default"/>
+        <w:sz w:val="20"/>
+      </w:rPr>
+    </w:lvl>
+    <w:lvl w:ilvl="8">
+      <w:start w:val="1"/>
+      <w:numFmt w:val="bullet"/>
+      <w:lvlText w:val=""/>
+      <w:lvlJc w:val="left"/>
+      <w:pPr>
+        <w:tabs>
+          <w:tab w:val="num" w:pos="6480"/>
+        </w:tabs>
+        <w:ind w:left="6480" w:hanging="360"/>
+      </w:pPr>
+      <w:rPr>
+        <w:rFonts w:ascii="Wingdings" w:hAnsi="Wingdings" w:hint="default"/>
+        <w:sz w:val="20"/>
+      </w:rPr>
+    </w:lvl>
+  </w:abstractNum>
+  <w:abstractNum w:abstractNumId="7" w15:restartNumberingAfterBreak="0">
+    <w:nsid w:val="73BE21FD"/>
+    <w:multiLevelType w:val="multilevel"/>
+    <w:tmpl w:val="7F626116"/>
+    <w:lvl w:ilvl="0">
+      <w:start w:val="1"/>
+      <w:numFmt w:val="bullet"/>
+      <w:lvlText w:val=""/>
+      <w:lvlJc w:val="left"/>
+      <w:pPr>
+        <w:tabs>
+          <w:tab w:val="num" w:pos="720"/>
+        </w:tabs>
+        <w:ind w:left="720" w:hanging="360"/>
+      </w:pPr>
+      <w:rPr>
+        <w:rFonts w:ascii="Symbol" w:hAnsi="Symbol" w:hint="default"/>
+        <w:sz w:val="20"/>
+      </w:rPr>
+    </w:lvl>
+    <w:lvl w:ilvl="1">
+      <w:start w:val="2"/>
+      <w:numFmt w:val="decimal"/>
+      <w:lvlText w:val="%2"/>
+      <w:lvlJc w:val="left"/>
+      <w:pPr>
+        <w:ind w:left="1440" w:hanging="360"/>
+      </w:pPr>
+    </w:lvl>
+    <w:lvl w:ilvl="2">
+      <w:start w:val="2"/>
+      <w:numFmt w:val="decimal"/>
+      <w:lvlText w:val="%3."/>
+      <w:lvlJc w:val="left"/>
+      <w:pPr>
+        <w:ind w:left="2160" w:hanging="360"/>
+      </w:pPr>
+    </w:lvl>
+    <w:lvl w:ilvl="3">
+      <w:start w:val="1"/>
+      <w:numFmt w:val="bullet"/>
+      <w:lvlText w:val=""/>
+      <w:lvlJc w:val="left"/>
+      <w:pPr>
+        <w:tabs>
+          <w:tab w:val="num" w:pos="2880"/>
+        </w:tabs>
+        <w:ind w:left="2880" w:hanging="360"/>
+      </w:pPr>
+      <w:rPr>
+        <w:rFonts w:ascii="Wingdings" w:hAnsi="Wingdings" w:hint="default"/>
+        <w:sz w:val="20"/>
+      </w:rPr>
+    </w:lvl>
+    <w:lvl w:ilvl="4">
+      <w:start w:val="1"/>
+      <w:numFmt w:val="bullet"/>
+      <w:lvlText w:val=""/>
+      <w:lvlJc w:val="left"/>
+      <w:pPr>
+        <w:tabs>
+          <w:tab w:val="num" w:pos="3600"/>
+        </w:tabs>
+        <w:ind w:left="3600" w:hanging="360"/>
+      </w:pPr>
+      <w:rPr>
+        <w:rFonts w:ascii="Wingdings" w:hAnsi="Wingdings" w:hint="default"/>
+        <w:sz w:val="20"/>
+      </w:rPr>
+    </w:lvl>
+    <w:lvl w:ilvl="5">
+      <w:start w:val="1"/>
+      <w:numFmt w:val="bullet"/>
+      <w:lvlText w:val=""/>
+      <w:lvlJc w:val="left"/>
+      <w:pPr>
+        <w:tabs>
+          <w:tab w:val="num" w:pos="4320"/>
+        </w:tabs>
+        <w:ind w:left="4320" w:hanging="360"/>
+      </w:pPr>
+      <w:rPr>
+        <w:rFonts w:ascii="Wingdings" w:hAnsi="Wingdings" w:hint="default"/>
+        <w:sz w:val="20"/>
+      </w:rPr>
+    </w:lvl>
+    <w:lvl w:ilvl="6">
+      <w:start w:val="1"/>
+      <w:numFmt w:val="bullet"/>
+      <w:lvlText w:val=""/>
+      <w:lvlJc w:val="left"/>
+      <w:pPr>
+        <w:tabs>
+          <w:tab w:val="num" w:pos="5040"/>
+        </w:tabs>
+        <w:ind w:left="5040" w:hanging="360"/>
+      </w:pPr>
+      <w:rPr>
+        <w:rFonts w:ascii="Wingdings" w:hAnsi="Wingdings" w:hint="default"/>
+        <w:sz w:val="20"/>
+      </w:rPr>
+    </w:lvl>
+    <w:lvl w:ilvl="7">
+      <w:start w:val="1"/>
+      <w:numFmt w:val="bullet"/>
+      <w:lvlText w:val=""/>
+      <w:lvlJc w:val="left"/>
+      <w:pPr>
+        <w:tabs>
+          <w:tab w:val="num" w:pos="5760"/>
+        </w:tabs>
+        <w:ind w:left="5760" w:hanging="360"/>
+      </w:pPr>
+      <w:rPr>
+        <w:rFonts w:ascii="Wingdings" w:hAnsi="Wingdings" w:hint="default"/>
+        <w:sz w:val="20"/>
+      </w:rPr>
+    </w:lvl>
+    <w:lvl w:ilvl="8">
+      <w:start w:val="1"/>
+      <w:numFmt w:val="bullet"/>
+      <w:lvlText w:val=""/>
+      <w:lvlJc w:val="left"/>
+      <w:pPr>
+        <w:tabs>
+          <w:tab w:val="num" w:pos="6480"/>
+        </w:tabs>
+        <w:ind w:left="6480" w:hanging="360"/>
+      </w:pPr>
+      <w:rPr>
+        <w:rFonts w:ascii="Wingdings" w:hAnsi="Wingdings" w:hint="default"/>
+        <w:sz w:val="20"/>
+      </w:rPr>
+    </w:lvl>
+  </w:abstractNum>
+  <w:num w:numId="1" w16cid:durableId="529993547">
+    <w:abstractNumId w:val="6"/>
+    <w:lvlOverride w:ilvl="0"/>
+    <w:lvlOverride w:ilvl="1"/>
+    <w:lvlOverride w:ilvl="2"/>
+    <w:lvlOverride w:ilvl="3"/>
+    <w:lvlOverride w:ilvl="4"/>
+    <w:lvlOverride w:ilvl="5"/>
+    <w:lvlOverride w:ilvl="6"/>
+    <w:lvlOverride w:ilvl="7"/>
+    <w:lvlOverride w:ilvl="8"/>
+  </w:num>
+  <w:num w:numId="2" w16cid:durableId="1387529709">
+    <w:abstractNumId w:val="4"/>
+    <w:lvlOverride w:ilvl="0"/>
+    <w:lvlOverride w:ilvl="1"/>
+    <w:lvlOverride w:ilvl="2"/>
+    <w:lvlOverride w:ilvl="3"/>
+    <w:lvlOverride w:ilvl="4"/>
+    <w:lvlOverride w:ilvl="5"/>
+    <w:lvlOverride w:ilvl="6"/>
+    <w:lvlOverride w:ilvl="7"/>
+    <w:lvlOverride w:ilvl="8"/>
+  </w:num>
+  <w:num w:numId="3" w16cid:durableId="1208493129">
+    <w:abstractNumId w:val="1"/>
+    <w:lvlOverride w:ilvl="0">
+      <w:startOverride w:val="1"/>
+    </w:lvlOverride>
+    <w:lvlOverride w:ilvl="1"/>
+    <w:lvlOverride w:ilvl="2">
+      <w:startOverride w:val="1"/>
+    </w:lvlOverride>
+    <w:lvlOverride w:ilvl="3">
+      <w:startOverride w:val="1"/>
+    </w:lvlOverride>
+    <w:lvlOverride w:ilvl="4">
+      <w:startOverride w:val="1"/>
+    </w:lvlOverride>
+    <w:lvlOverride w:ilvl="5">
+      <w:startOverride w:val="1"/>
+    </w:lvlOverride>
+    <w:lvlOverride w:ilvl="6">
+      <w:startOverride w:val="1"/>
+    </w:lvlOverride>
+    <w:lvlOverride w:ilvl="7">
+      <w:startOverride w:val="1"/>
+    </w:lvlOverride>
+    <w:lvlOverride w:ilvl="8">
+      <w:startOverride w:val="1"/>
+    </w:lvlOverride>
+  </w:num>
+  <w:num w:numId="4" w16cid:durableId="707099950">
+    <w:abstractNumId w:val="2"/>
+    <w:lvlOverride w:ilvl="0"/>
+    <w:lvlOverride w:ilvl="1"/>
+    <w:lvlOverride w:ilvl="2">
+      <w:startOverride w:val="3"/>
+    </w:lvlOverride>
+    <w:lvlOverride w:ilvl="3"/>
+    <w:lvlOverride w:ilvl="4"/>
+    <w:lvlOverride w:ilvl="5"/>
+    <w:lvlOverride w:ilvl="6"/>
+    <w:lvlOverride w:ilvl="7"/>
+    <w:lvlOverride w:ilvl="8"/>
+  </w:num>
+  <w:num w:numId="5" w16cid:durableId="1185366389">
+    <w:abstractNumId w:val="0"/>
+    <w:lvlOverride w:ilvl="0"/>
+    <w:lvlOverride w:ilvl="1">
+      <w:startOverride w:val="1"/>
+    </w:lvlOverride>
+    <w:lvlOverride w:ilvl="2"/>
+    <w:lvlOverride w:ilvl="3"/>
+    <w:lvlOverride w:ilvl="4"/>
+    <w:lvlOverride w:ilvl="5"/>
+    <w:lvlOverride w:ilvl="6"/>
+    <w:lvlOverride w:ilvl="7"/>
+    <w:lvlOverride w:ilvl="8"/>
+  </w:num>
+  <w:num w:numId="6" w16cid:durableId="1108550927">
+    <w:abstractNumId w:val="7"/>
+    <w:lvlOverride w:ilvl="0"/>
+    <w:lvlOverride w:ilvl="1">
+      <w:startOverride w:val="2"/>
+    </w:lvlOverride>
+    <w:lvlOverride w:ilvl="2">
+      <w:startOverride w:val="2"/>
+    </w:lvlOverride>
+    <w:lvlOverride w:ilvl="3"/>
+    <w:lvlOverride w:ilvl="4"/>
+    <w:lvlOverride w:ilvl="5"/>
+    <w:lvlOverride w:ilvl="6"/>
+    <w:lvlOverride w:ilvl="7"/>
+    <w:lvlOverride w:ilvl="8"/>
+  </w:num>
+  <w:num w:numId="7" w16cid:durableId="487744770">
+    <w:abstractNumId w:val="3"/>
+    <w:lvlOverride w:ilvl="0"/>
+    <w:lvlOverride w:ilvl="1"/>
+    <w:lvlOverride w:ilvl="2"/>
+    <w:lvlOverride w:ilvl="3"/>
+    <w:lvlOverride w:ilvl="4"/>
+    <w:lvlOverride w:ilvl="5"/>
+    <w:lvlOverride w:ilvl="6"/>
+    <w:lvlOverride w:ilvl="7"/>
+    <w:lvlOverride w:ilvl="8"/>
+  </w:num>
+  <w:num w:numId="8" w16cid:durableId="2001041178">
+    <w:abstractNumId w:val="5"/>
+    <w:lvlOverride w:ilvl="0">
+      <w:startOverride w:val="1"/>
+    </w:lvlOverride>
+    <w:lvlOverride w:ilvl="1">
+      <w:startOverride w:val="1"/>
+    </w:lvlOverride>
+    <w:lvlOverride w:ilvl="2">
+      <w:startOverride w:val="1"/>
+    </w:lvlOverride>
+    <w:lvlOverride w:ilvl="3">
+      <w:startOverride w:val="1"/>
+    </w:lvlOverride>
+    <w:lvlOverride w:ilvl="4">
+      <w:startOverride w:val="1"/>
+    </w:lvlOverride>
+    <w:lvlOverride w:ilvl="5">
+      <w:startOverride w:val="1"/>
+    </w:lvlOverride>
+    <w:lvlOverride w:ilvl="6">
+      <w:startOverride w:val="1"/>
+    </w:lvlOverride>
+    <w:lvlOverride w:ilvl="7">
+      <w:startOverride w:val="1"/>
+    </w:lvlOverride>
+    <w:lvlOverride w:ilvl="8">
+      <w:startOverride w:val="1"/>
+    </w:lvlOverride>
+  </w:num>
+</w:numbering>
 </file>
 
 <file path=word/styles.xml><?xml version="1.0" encoding="utf-8"?>
@@ -1382,7 +2645,6 @@
   <w:style w:type="character" w:default="1" w:styleId="a0">
     <w:name w:val="Default Paragraph Font"/>
     <w:uiPriority w:val="1"/>
-    <w:semiHidden/>
     <w:unhideWhenUsed/>
   </w:style>
   <w:style w:type="table" w:default="1" w:styleId="a1">
@@ -1693,6 +2955,25 @@
       <w:color w:val="2E74B5" w:themeColor="accent1" w:themeShade="BF"/>
       <w:spacing w:val="5"/>
     </w:rPr>
+  </w:style>
+  <w:style w:type="table" w:styleId="ae">
+    <w:name w:val="Table Grid"/>
+    <w:basedOn w:val="a1"/>
+    <w:uiPriority w:val="39"/>
+    <w:rsid w:val="004F65CB"/>
+    <w:pPr>
+      <w:spacing w:after="0" w:line="240" w:lineRule="auto"/>
+    </w:pPr>
+    <w:tblPr>
+      <w:tblBorders>
+        <w:top w:val="single" w:sz="4" w:space="0" w:color="auto"/>
+        <w:left w:val="single" w:sz="4" w:space="0" w:color="auto"/>
+        <w:bottom w:val="single" w:sz="4" w:space="0" w:color="auto"/>
+        <w:right w:val="single" w:sz="4" w:space="0" w:color="auto"/>
+        <w:insideH w:val="single" w:sz="4" w:space="0" w:color="auto"/>
+        <w:insideV w:val="single" w:sz="4" w:space="0" w:color="auto"/>
+      </w:tblBorders>
+    </w:tblPr>
   </w:style>
 </w:styles>
 </file>

--- a/Documents/Chapter 1.docx
+++ b/Documents/Chapter 1.docx
@@ -53,7 +53,7 @@
         <w:t>AI</w:t>
       </w:r>
       <w:r>
-        <w:t>科技與</w:t>
+        <w:t>科技</w:t>
       </w:r>
       <w:r>
         <w:rPr>
@@ -68,21 +68,7 @@
         <w:rPr>
           <w:rFonts w:hint="eastAsia"/>
         </w:rPr>
-        <w:t>，除了科技業</w:t>
-      </w:r>
-      <w:proofErr w:type="gramStart"/>
-      <w:r>
-        <w:rPr>
-          <w:rFonts w:hint="eastAsia"/>
-        </w:rPr>
-        <w:t>以外，</w:t>
-      </w:r>
-      <w:proofErr w:type="gramEnd"/>
-      <w:r>
-        <w:rPr>
-          <w:rFonts w:hint="eastAsia"/>
-        </w:rPr>
-        <w:t>也逐漸被廣泛運用在工業、影視業、服務業、醫療業等等</w:t>
+        <w:t>，除了科技業以外，也逐漸被廣泛運用在工業、影視業、服務業、醫療業等等</w:t>
       </w:r>
       <w:r>
         <w:t>。然而，現今市面上的</w:t>
@@ -339,6 +325,51 @@
         <w:t>，</w:t>
       </w:r>
       <w:r>
+        <w:rPr>
+          <w:rFonts w:hint="eastAsia"/>
+        </w:rPr>
+        <w:t>(</w:t>
+      </w:r>
+      <w:r>
+        <w:rPr>
+          <w:rFonts w:hint="eastAsia"/>
+        </w:rPr>
+        <w:t>在社會現況</w:t>
+      </w:r>
+      <w:r>
+        <w:t>…</w:t>
+      </w:r>
+      <w:r>
+        <w:rPr>
+          <w:rFonts w:hint="eastAsia"/>
+        </w:rPr>
+        <w:t>長輩的生活型態</w:t>
+      </w:r>
+      <w:r>
+        <w:t>…</w:t>
+      </w:r>
+      <w:r>
+        <w:rPr>
+          <w:rFonts w:hint="eastAsia"/>
+        </w:rPr>
+        <w:t>、身體退化所產生的潛在危險時可以緊急偵測</w:t>
+      </w:r>
+      <w:r>
+        <w:t>……</w:t>
+      </w:r>
+      <w:r>
+        <w:rPr>
+          <w:rFonts w:hint="eastAsia"/>
+        </w:rPr>
+        <w:t>)</w:t>
+      </w:r>
+      <w:r>
+        <w:rPr>
+          <w:rFonts w:hint="eastAsia"/>
+        </w:rPr>
+        <w:t>，</w:t>
+      </w:r>
+      <w:r>
         <w:t>或對科技產品感到陌生，</w:t>
       </w:r>
       <w:r>
@@ -357,32 +388,58 @@
         <w:t>能讓老年群體</w:t>
       </w:r>
       <w:r>
-        <w:t>使用。我們意識到，「語音」才是人類最自然、</w:t>
-      </w:r>
-      <w:proofErr w:type="gramStart"/>
-      <w:r>
-        <w:t>最</w:t>
-      </w:r>
-      <w:proofErr w:type="gramEnd"/>
-      <w:r>
-        <w:t>直覺的交流方式。若能打造一個以語音與直覺操作為核心的應用系統，將能大幅降低長者的學習成本與使用門檻</w:t>
-      </w:r>
-      <w:r>
-        <w:rPr>
-          <w:rFonts w:hint="eastAsia"/>
-        </w:rPr>
-        <w:t>，同時以老年照護作為核心主題，為長者的家屬提供足夠的使用契機與動力，以滿足一個家庭中家屬與長者</w:t>
-      </w:r>
-      <w:proofErr w:type="gramStart"/>
-      <w:r>
-        <w:rPr>
-          <w:rFonts w:hint="eastAsia"/>
-        </w:rPr>
-        <w:t>的雙端需求</w:t>
-      </w:r>
-      <w:proofErr w:type="gramEnd"/>
+        <w:t>使用。我們意識到，「語音」才是人類最自然、最直覺的交流方式。若能打造一個以語音與直覺操作為核心的應用系統，將能大幅降低長者的學習成本與使用門檻</w:t>
+      </w:r>
+      <w:r>
+        <w:rPr>
+          <w:rFonts w:hint="eastAsia"/>
+        </w:rPr>
+        <w:t>，同時以老年照護作為核心主題，為長者的家屬提供足夠的使用契機與動力，以滿足一個家庭中家屬與長者的雙端需求</w:t>
+      </w:r>
       <w:r>
         <w:t>。</w:t>
+      </w:r>
+      <w:r>
+        <w:rPr>
+          <w:rFonts w:hint="eastAsia"/>
+        </w:rPr>
+        <w:t>(</w:t>
+      </w:r>
+      <w:r>
+        <w:rPr>
+          <w:rFonts w:hint="eastAsia"/>
+        </w:rPr>
+        <w:t>系統很重要，但為甚麼重要這裡沒有說，</w:t>
+      </w:r>
+      <w:r>
+        <w:rPr>
+          <w:rFonts w:hint="eastAsia"/>
+        </w:rPr>
+        <w:t>強調</w:t>
+      </w:r>
+      <w:r>
+        <w:rPr>
+          <w:rFonts w:hint="eastAsia"/>
+        </w:rPr>
+        <w:t>因為什麼樣的迫切性</w:t>
+      </w:r>
+      <w:r>
+        <w:rPr>
+          <w:rFonts w:hint="eastAsia"/>
+        </w:rPr>
+        <w:t>或遺憾</w:t>
+      </w:r>
+      <w:r>
+        <w:rPr>
+          <w:rFonts w:hint="eastAsia"/>
+        </w:rPr>
+        <w:t>才產生的動機</w:t>
+      </w:r>
+      <w:r>
+        <w:rPr>
+          <w:rFonts w:hint="eastAsia"/>
+        </w:rPr>
+        <w:t>)</w:t>
       </w:r>
     </w:p>
     <w:p>
@@ -512,6 +569,54 @@
       <w:r>
         <w:t>。</w:t>
       </w:r>
+      <w:r>
+        <w:rPr>
+          <w:rFonts w:hint="eastAsia"/>
+        </w:rPr>
+        <w:t>(</w:t>
+      </w:r>
+      <w:r>
+        <w:rPr>
+          <w:rFonts w:hint="eastAsia"/>
+        </w:rPr>
+        <w:t>有實例、新聞佐證更好</w:t>
+      </w:r>
+      <w:r>
+        <w:rPr>
+          <w:rFonts w:hint="eastAsia"/>
+        </w:rPr>
+        <w:t>)</w:t>
+      </w:r>
+      <w:r>
+        <w:rPr>
+          <w:rFonts w:hint="eastAsia"/>
+        </w:rPr>
+        <w:t>我</w:t>
+      </w:r>
+      <w:r>
+        <w:rPr>
+          <w:rFonts w:hint="eastAsia"/>
+        </w:rPr>
+        <w:t>(</w:t>
+      </w:r>
+      <w:r>
+        <w:rPr>
+          <w:rFonts w:hint="eastAsia"/>
+        </w:rPr>
+        <w:t>周</w:t>
+      </w:r>
+      <w:r>
+        <w:rPr>
+          <w:rFonts w:hint="eastAsia"/>
+        </w:rPr>
+        <w:t>)</w:t>
+      </w:r>
+      <w:r>
+        <w:rPr>
+          <w:rFonts w:hint="eastAsia"/>
+        </w:rPr>
+        <w:t>有兩個實例可以用</w:t>
+      </w:r>
     </w:p>
     <w:p>
       <w:pPr>
@@ -597,21 +702,67 @@
         <w:t>介面</w:t>
       </w:r>
       <w:r>
-        <w:t>。本系統旨在打破</w:t>
-      </w:r>
-      <w:proofErr w:type="gramStart"/>
-      <w:r>
-        <w:rPr>
-          <w:rFonts w:hint="eastAsia"/>
-        </w:rPr>
-        <w:t>傳統寫死的</w:t>
-      </w:r>
-      <w:proofErr w:type="gramEnd"/>
-      <w:r>
-        <w:rPr>
-          <w:rFonts w:hint="eastAsia"/>
-        </w:rPr>
-        <w:t>系統功能</w:t>
+        <w:rPr>
+          <w:rFonts w:hint="eastAsia"/>
+        </w:rPr>
+        <w:t>，</w:t>
+      </w:r>
+      <w:r>
+        <w:t>我們期望能讓</w:t>
+      </w:r>
+      <w:r>
+        <w:rPr>
+          <w:rFonts w:hint="eastAsia"/>
+        </w:rPr>
+        <w:t>高齡</w:t>
+      </w:r>
+      <w:r>
+        <w:t>使用者在不需要繁複學習的情況下，也能輕</w:t>
+      </w:r>
+      <w:r>
+        <w:lastRenderedPageBreak/>
+        <w:t>鬆與家人朋友保持聯繫</w:t>
+      </w:r>
+      <w:r>
+        <w:rPr>
+          <w:rFonts w:hint="eastAsia"/>
+        </w:rPr>
+        <w:t>，並在緊急時刻能透過本系統求助</w:t>
+      </w:r>
+      <w:r>
+        <w:t>，享受數位科技帶來的便利。</w:t>
+      </w:r>
+      <w:r>
+        <w:rPr>
+          <w:rFonts w:hint="eastAsia"/>
+        </w:rPr>
+        <w:t>(</w:t>
+      </w:r>
+      <w:r>
+        <w:rPr>
+          <w:rFonts w:hint="eastAsia"/>
+        </w:rPr>
+        <w:t>再補充一點內容</w:t>
+      </w:r>
+      <w:r>
+        <w:rPr>
+          <w:rFonts w:hint="eastAsia"/>
+        </w:rPr>
+        <w:t>)</w:t>
+      </w:r>
+    </w:p>
+    <w:p>
+      <w:pPr>
+        <w:ind w:firstLine="480"/>
+      </w:pPr>
+      <w:r>
+        <w:t>本系統旨在打破</w:t>
+      </w:r>
+      <w:r>
+        <w:rPr>
+          <w:rFonts w:hint="eastAsia"/>
+        </w:rPr>
+        <w:t>傳統寫死的系統功能</w:t>
       </w:r>
       <w:r>
         <w:t>的限制，透過整合直覺的行動裝置前端介面與穩定的後端架構，</w:t>
@@ -635,29 +786,10 @@
         <w:t>與社交體驗</w:t>
       </w:r>
       <w:r>
-        <w:t>為主軸。我們期望能讓</w:t>
-      </w:r>
-      <w:r>
-        <w:rPr>
-          <w:rFonts w:hint="eastAsia"/>
-        </w:rPr>
-        <w:t>高齡</w:t>
-      </w:r>
-      <w:r>
-        <w:t>使用者在不需要繁複學習的情況下，也能輕鬆與家人朋友保持聯繫</w:t>
-      </w:r>
-      <w:r>
-        <w:rPr>
-          <w:rFonts w:hint="eastAsia"/>
-        </w:rPr>
-        <w:t>，並在緊急時刻能透過本系統求助</w:t>
-      </w:r>
-      <w:r>
-        <w:t>，享受數位科</w:t>
-      </w:r>
-      <w:r>
-        <w:lastRenderedPageBreak/>
-        <w:t>技帶來的便利。</w:t>
+        <w:t>為主軸。</w:t>
+      </w:r>
+      <w:r>
+        <w:tab/>
       </w:r>
     </w:p>
     <w:p>
@@ -740,6 +872,9 @@
       </w:r>
     </w:p>
     <w:p>
+      <w:pPr>
+        <w:ind w:firstLine="480"/>
+      </w:pPr>
       <w:r>
         <w:t>在技術層面上，本專案預期將包含流暢的行動裝置應用程式，以及能穩定處理大量</w:t>
       </w:r>
@@ -751,9 +886,42 @@
       </w:r>
       <w:r>
         <w:t>數據存取的後端伺服器架構。我們期望這套系統能在實際的裝置上展現出優異的效能與友善的操作體驗，證明此軟硬體整合架構的可行性與穩定度。</w:t>
+      </w:r>
+      <w:r>
+        <w:rPr>
+          <w:rFonts w:hint="eastAsia"/>
+        </w:rPr>
+        <w:t>(</w:t>
+      </w:r>
+      <w:r>
+        <w:rPr>
+          <w:rFonts w:hint="eastAsia"/>
+        </w:rPr>
+        <w:t>把粗略的敘述稍微拆開成具體的功能，每個小功能分別能帶來甚麼價值，</w:t>
+      </w:r>
+      <w:r>
+        <w:rPr>
+          <w:rFonts w:hint="eastAsia"/>
+        </w:rPr>
+        <w:t>這個技術可以達成什麼樣的目標，可以帶來甚麼價值</w:t>
+      </w:r>
+      <w:r>
+        <w:rPr>
+          <w:rFonts w:hint="eastAsia"/>
+        </w:rPr>
+        <w:t>，補足完整性與長度</w:t>
+      </w:r>
+      <w:r>
+        <w:rPr>
+          <w:rFonts w:hint="eastAsia"/>
+        </w:rPr>
+        <w:t>)</w:t>
       </w:r>
     </w:p>
     <w:p>
+      <w:pPr>
+        <w:ind w:firstLine="480"/>
+      </w:pPr>
       <w:r>
         <w:t>在應用與社會效益層面上，預期「</w:t>
       </w:r>
@@ -767,6 +935,24 @@
         <w:rPr>
           <w:rFonts w:hint="eastAsia"/>
         </w:rPr>
+        <w:t>(</w:t>
+      </w:r>
+      <w:r>
+        <w:rPr>
+          <w:rFonts w:hint="eastAsia"/>
+        </w:rPr>
+        <w:t>細述</w:t>
+      </w:r>
+      <w:r>
+        <w:rPr>
+          <w:rFonts w:hint="eastAsia"/>
+        </w:rPr>
+        <w:t>)</w:t>
+      </w:r>
+      <w:r>
+        <w:rPr>
+          <w:rFonts w:hint="eastAsia"/>
+        </w:rPr>
         <w:t>，</w:t>
       </w:r>
       <w:r>
@@ -780,6 +966,24 @@
           <w:rFonts w:hint="eastAsia"/>
         </w:rPr>
         <w:t>家庭照護的能力與效率</w:t>
+      </w:r>
+      <w:r>
+        <w:rPr>
+          <w:rFonts w:hint="eastAsia"/>
+        </w:rPr>
+        <w:t>(</w:t>
+      </w:r>
+      <w:r>
+        <w:rPr>
+          <w:rFonts w:hint="eastAsia"/>
+        </w:rPr>
+        <w:t>細述</w:t>
+      </w:r>
+      <w:r>
+        <w:rPr>
+          <w:rFonts w:hint="eastAsia"/>
+        </w:rPr>
+        <w:t>)</w:t>
       </w:r>
       <w:r>
         <w:t>。透過這個平台，長者能更頻繁地與親友進行語音互動，進而減少孤獨感並增進家庭連結。未來，本系統也期望能作為一個穩固的基石，持續擴充更多符合高齡照護與生活輔助需求的功能。</w:t>
@@ -789,6 +993,24 @@
       <w:pPr>
         <w:widowControl/>
       </w:pPr>
+      <w:r>
+        <w:rPr>
+          <w:rFonts w:hint="eastAsia"/>
+        </w:rPr>
+        <w:t>(</w:t>
+      </w:r>
+      <w:r>
+        <w:rPr>
+          <w:rFonts w:hint="eastAsia"/>
+        </w:rPr>
+        <w:t>長者跟家屬的效益層面再分開敘述</w:t>
+      </w:r>
+      <w:r>
+        <w:rPr>
+          <w:rFonts w:hint="eastAsia"/>
+        </w:rPr>
+        <w:t>)</w:t>
+      </w:r>
     </w:p>
     <w:sectPr>
       <w:pgSz w:w="11906" w:h="16838"/>
@@ -801,6 +1023,56 @@
 </w:document>
 </file>
 
+<file path=word/endnotes.xml><?xml version="1.0" encoding="utf-8"?>
+<w:endnotes xmlns:wpc="http://schemas.microsoft.com/office/word/2010/wordprocessingCanvas" xmlns:cx="http://schemas.microsoft.com/office/drawing/2014/chartex" xmlns:cx1="http://schemas.microsoft.com/office/drawing/2015/9/8/chartex" xmlns:cx2="http://schemas.microsoft.com/office/drawing/2015/10/21/chartex" xmlns:cx3="http://schemas.microsoft.com/office/drawing/2016/5/9/chartex" xmlns:cx4="http://schemas.microsoft.com/office/drawing/2016/5/10/chartex" xmlns:cx5="http://schemas.microsoft.com/office/drawing/2016/5/11/chartex" xmlns:cx6="http://schemas.microsoft.com/office/drawing/2016/5/12/chartex" xmlns:cx7="http://schemas.microsoft.com/office/drawing/2016/5/13/chartex" xmlns:cx8="http://schemas.microsoft.com/office/drawing/2016/5/14/chartex" xmlns:mc="http://schemas.openxmlformats.org/markup-compatibility/2006" xmlns:aink="http://schemas.microsoft.com/office/drawing/2016/ink" xmlns:am3d="http://schemas.microsoft.com/office/drawing/2017/model3d" xmlns:o="urn:schemas-microsoft-com:office:office" xmlns:oel="http://schemas.microsoft.com/office/2019/extlst" xmlns:r="http://schemas.openxmlformats.org/officeDocument/2006/relationships" xmlns:m="http://schemas.openxmlformats.org/officeDocument/2006/math" xmlns:v="urn:schemas-microsoft-com:vml" xmlns:wp14="http://schemas.microsoft.com/office/word/2010/wordprocessingDrawing" xmlns:wp="http://schemas.openxmlformats.org/drawingml/2006/wordprocessingDrawing" xmlns:w10="urn:schemas-microsoft-com:office:word" xmlns:w="http://schemas.openxmlformats.org/wordprocessingml/2006/main" xmlns:w14="http://schemas.microsoft.com/office/word/2010/wordml" xmlns:w15="http://schemas.microsoft.com/office/word/2012/wordml" xmlns:w16cex="http://schemas.microsoft.com/office/word/2018/wordml/cex" xmlns:w16cid="http://schemas.microsoft.com/office/word/2016/wordml/cid" xmlns:w16="http://schemas.microsoft.com/office/word/2018/wordml" xmlns:w16du="http://schemas.microsoft.com/office/word/2023/wordml/word16du" xmlns:w16sdtdh="http://schemas.microsoft.com/office/word/2020/wordml/sdtdatahash" xmlns:w16sdtfl="http://schemas.microsoft.com/office/word/2024/wordml/sdtformatlock" xmlns:w16se="http://schemas.microsoft.com/office/word/2015/wordml/symex" xmlns:wpg="http://schemas.microsoft.com/office/word/2010/wordprocessingGroup" xmlns:wpi="http://schemas.microsoft.com/office/word/2010/wordprocessingInk" xmlns:wne="http://schemas.microsoft.com/office/word/2006/wordml" xmlns:wps="http://schemas.microsoft.com/office/word/2010/wordprocessingShape" mc:Ignorable="w14 w15 w16se w16cid w16 w16cex w16sdtdh w16sdtfl w16du wp14">
+  <w:endnote w:type="separator" w:id="-1">
+    <w:p>
+      <w:pPr>
+        <w:spacing w:after="0" w:line="240" w:lineRule="auto"/>
+      </w:pPr>
+      <w:r>
+        <w:separator/>
+      </w:r>
+    </w:p>
+  </w:endnote>
+  <w:endnote w:type="continuationSeparator" w:id="0">
+    <w:p>
+      <w:pPr>
+        <w:spacing w:after="0" w:line="240" w:lineRule="auto"/>
+      </w:pPr>
+      <w:r>
+        <w:continuationSeparator/>
+      </w:r>
+    </w:p>
+  </w:endnote>
+</w:endnotes>
+</file>
+
+<file path=word/footnotes.xml><?xml version="1.0" encoding="utf-8"?>
+<w:footnotes xmlns:wpc="http://schemas.microsoft.com/office/word/2010/wordprocessingCanvas" xmlns:cx="http://schemas.microsoft.com/office/drawing/2014/chartex" xmlns:cx1="http://schemas.microsoft.com/office/drawing/2015/9/8/chartex" xmlns:cx2="http://schemas.microsoft.com/office/drawing/2015/10/21/chartex" xmlns:cx3="http://schemas.microsoft.com/office/drawing/2016/5/9/chartex" xmlns:cx4="http://schemas.microsoft.com/office/drawing/2016/5/10/chartex" xmlns:cx5="http://schemas.microsoft.com/office/drawing/2016/5/11/chartex" xmlns:cx6="http://schemas.microsoft.com/office/drawing/2016/5/12/chartex" xmlns:cx7="http://schemas.microsoft.com/office/drawing/2016/5/13/chartex" xmlns:cx8="http://schemas.microsoft.com/office/drawing/2016/5/14/chartex" xmlns:mc="http://schemas.openxmlformats.org/markup-compatibility/2006" xmlns:aink="http://schemas.microsoft.com/office/drawing/2016/ink" xmlns:am3d="http://schemas.microsoft.com/office/drawing/2017/model3d" xmlns:o="urn:schemas-microsoft-com:office:office" xmlns:oel="http://schemas.microsoft.com/office/2019/extlst" xmlns:r="http://schemas.openxmlformats.org/officeDocument/2006/relationships" xmlns:m="http://schemas.openxmlformats.org/officeDocument/2006/math" xmlns:v="urn:schemas-microsoft-com:vml" xmlns:wp14="http://schemas.microsoft.com/office/word/2010/wordprocessingDrawing" xmlns:wp="http://schemas.openxmlformats.org/drawingml/2006/wordprocessingDrawing" xmlns:w10="urn:schemas-microsoft-com:office:word" xmlns:w="http://schemas.openxmlformats.org/wordprocessingml/2006/main" xmlns:w14="http://schemas.microsoft.com/office/word/2010/wordml" xmlns:w15="http://schemas.microsoft.com/office/word/2012/wordml" xmlns:w16cex="http://schemas.microsoft.com/office/word/2018/wordml/cex" xmlns:w16cid="http://schemas.microsoft.com/office/word/2016/wordml/cid" xmlns:w16="http://schemas.microsoft.com/office/word/2018/wordml" xmlns:w16du="http://schemas.microsoft.com/office/word/2023/wordml/word16du" xmlns:w16sdtdh="http://schemas.microsoft.com/office/word/2020/wordml/sdtdatahash" xmlns:w16sdtfl="http://schemas.microsoft.com/office/word/2024/wordml/sdtformatlock" xmlns:w16se="http://schemas.microsoft.com/office/word/2015/wordml/symex" xmlns:wpg="http://schemas.microsoft.com/office/word/2010/wordprocessingGroup" xmlns:wpi="http://schemas.microsoft.com/office/word/2010/wordprocessingInk" xmlns:wne="http://schemas.microsoft.com/office/word/2006/wordml" xmlns:wps="http://schemas.microsoft.com/office/word/2010/wordprocessingShape" mc:Ignorable="w14 w15 w16se w16cid w16 w16cex w16sdtdh w16sdtfl w16du wp14">
+  <w:footnote w:type="separator" w:id="-1">
+    <w:p>
+      <w:pPr>
+        <w:spacing w:after="0" w:line="240" w:lineRule="auto"/>
+      </w:pPr>
+      <w:r>
+        <w:separator/>
+      </w:r>
+    </w:p>
+  </w:footnote>
+  <w:footnote w:type="continuationSeparator" w:id="0">
+    <w:p>
+      <w:pPr>
+        <w:spacing w:after="0" w:line="240" w:lineRule="auto"/>
+      </w:pPr>
+      <w:r>
+        <w:continuationSeparator/>
+      </w:r>
+    </w:p>
+  </w:footnote>
+</w:footnotes>
+</file>
+
 <file path=word/numbering.xml><?xml version="1.0" encoding="utf-8"?>
 <w:numbering xmlns:wpc="http://schemas.microsoft.com/office/word/2010/wordprocessingCanvas" xmlns:cx="http://schemas.microsoft.com/office/drawing/2014/chartex" xmlns:cx1="http://schemas.microsoft.com/office/drawing/2015/9/8/chartex" xmlns:cx2="http://schemas.microsoft.com/office/drawing/2015/10/21/chartex" xmlns:cx3="http://schemas.microsoft.com/office/drawing/2016/5/9/chartex" xmlns:cx4="http://schemas.microsoft.com/office/drawing/2016/5/10/chartex" xmlns:cx5="http://schemas.microsoft.com/office/drawing/2016/5/11/chartex" xmlns:cx6="http://schemas.microsoft.com/office/drawing/2016/5/12/chartex" xmlns:cx7="http://schemas.microsoft.com/office/drawing/2016/5/13/chartex" xmlns:cx8="http://schemas.microsoft.com/office/drawing/2016/5/14/chartex" xmlns:mc="http://schemas.openxmlformats.org/markup-compatibility/2006" xmlns:aink="http://schemas.microsoft.com/office/drawing/2016/ink" xmlns:am3d="http://schemas.microsoft.com/office/drawing/2017/model3d" xmlns:o="urn:schemas-microsoft-com:office:office" xmlns:oel="http://schemas.microsoft.com/office/2019/extlst" xmlns:r="http://schemas.openxmlformats.org/officeDocument/2006/relationships" xmlns:m="http://schemas.openxmlformats.org/officeDocument/2006/math" xmlns:v="urn:schemas-microsoft-com:vml" xmlns:wp14="http://schemas.microsoft.com/office/word/2010/wordprocessingDrawing" xmlns:wp="http://schemas.openxmlformats.org/drawingml/2006/wordprocessingDrawing" xmlns:w10="urn:schemas-microsoft-com:office:word" xmlns:w="http://schemas.openxmlformats.org/wordprocessingml/2006/main" xmlns:w14="http://schemas.microsoft.com/office/word/2010/wordml" xmlns:w15="http://schemas.microsoft.com/office/word/2012/wordml" xmlns:w16cex="http://schemas.microsoft.com/office/word/2018/wordml/cex" xmlns:w16cid="http://schemas.microsoft.com/office/word/2016/wordml/cid" xmlns:w16="http://schemas.microsoft.com/office/word/2018/wordml" xmlns:w16du="http://schemas.microsoft.com/office/word/2023/wordml/word16du" xmlns:w16sdtdh="http://schemas.microsoft.com/office/word/2020/wordml/sdtdatahash" xmlns:w16sdtfl="http://schemas.microsoft.com/office/word/2024/wordml/sdtformatlock" xmlns:w16se="http://schemas.microsoft.com/office/word/2015/wordml/symex" xmlns:wpg="http://schemas.microsoft.com/office/word/2010/wordprocessingGroup" xmlns:wpi="http://schemas.microsoft.com/office/word/2010/wordprocessingInk" xmlns:wne="http://schemas.microsoft.com/office/word/2006/wordml" xmlns:wps="http://schemas.microsoft.com/office/word/2010/wordprocessingShape" mc:Ignorable="w14 w15 w16se w16cid w16 w16cex w16sdtdh w16sdtfl w16du wp14">
   <w:abstractNum w:abstractNumId="0" w15:restartNumberingAfterBreak="0">
@@ -1901,27 +2173,9 @@
   </w:abstractNum>
   <w:num w:numId="1" w16cid:durableId="529993547">
     <w:abstractNumId w:val="6"/>
-    <w:lvlOverride w:ilvl="0"/>
-    <w:lvlOverride w:ilvl="1"/>
-    <w:lvlOverride w:ilvl="2"/>
-    <w:lvlOverride w:ilvl="3"/>
-    <w:lvlOverride w:ilvl="4"/>
-    <w:lvlOverride w:ilvl="5"/>
-    <w:lvlOverride w:ilvl="6"/>
-    <w:lvlOverride w:ilvl="7"/>
-    <w:lvlOverride w:ilvl="8"/>
   </w:num>
   <w:num w:numId="2" w16cid:durableId="1387529709">
     <w:abstractNumId w:val="4"/>
-    <w:lvlOverride w:ilvl="0"/>
-    <w:lvlOverride w:ilvl="1"/>
-    <w:lvlOverride w:ilvl="2"/>
-    <w:lvlOverride w:ilvl="3"/>
-    <w:lvlOverride w:ilvl="4"/>
-    <w:lvlOverride w:ilvl="5"/>
-    <w:lvlOverride w:ilvl="6"/>
-    <w:lvlOverride w:ilvl="7"/>
-    <w:lvlOverride w:ilvl="8"/>
   </w:num>
   <w:num w:numId="3" w16cid:durableId="1208493129">
     <w:abstractNumId w:val="1"/>
@@ -1997,15 +2251,6 @@
   </w:num>
   <w:num w:numId="7" w16cid:durableId="487744770">
     <w:abstractNumId w:val="3"/>
-    <w:lvlOverride w:ilvl="0"/>
-    <w:lvlOverride w:ilvl="1"/>
-    <w:lvlOverride w:ilvl="2"/>
-    <w:lvlOverride w:ilvl="3"/>
-    <w:lvlOverride w:ilvl="4"/>
-    <w:lvlOverride w:ilvl="5"/>
-    <w:lvlOverride w:ilvl="6"/>
-    <w:lvlOverride w:ilvl="7"/>
-    <w:lvlOverride w:ilvl="8"/>
   </w:num>
   <w:num w:numId="8" w16cid:durableId="2001041178">
     <w:abstractNumId w:val="5"/>
@@ -2645,6 +2890,7 @@
   <w:style w:type="character" w:default="1" w:styleId="a0">
     <w:name w:val="Default Paragraph Font"/>
     <w:uiPriority w:val="1"/>
+    <w:semiHidden/>
     <w:unhideWhenUsed/>
   </w:style>
   <w:style w:type="table" w:default="1" w:styleId="a1">
@@ -2974,6 +3220,66 @@
         <w:insideV w:val="single" w:sz="4" w:space="0" w:color="auto"/>
       </w:tblBorders>
     </w:tblPr>
+  </w:style>
+  <w:style w:type="paragraph" w:styleId="af">
+    <w:name w:val="header"/>
+    <w:basedOn w:val="a"/>
+    <w:link w:val="af0"/>
+    <w:uiPriority w:val="99"/>
+    <w:unhideWhenUsed/>
+    <w:rsid w:val="00E434F0"/>
+    <w:pPr>
+      <w:tabs>
+        <w:tab w:val="center" w:pos="4153"/>
+        <w:tab w:val="right" w:pos="8306"/>
+      </w:tabs>
+      <w:snapToGrid w:val="0"/>
+    </w:pPr>
+    <w:rPr>
+      <w:sz w:val="20"/>
+      <w:szCs w:val="20"/>
+    </w:rPr>
+  </w:style>
+  <w:style w:type="character" w:customStyle="1" w:styleId="af0">
+    <w:name w:val="頁首 字元"/>
+    <w:basedOn w:val="a0"/>
+    <w:link w:val="af"/>
+    <w:uiPriority w:val="99"/>
+    <w:rsid w:val="00E434F0"/>
+    <w:rPr>
+      <w:sz w:val="20"/>
+      <w:szCs w:val="20"/>
+    </w:rPr>
+  </w:style>
+  <w:style w:type="paragraph" w:styleId="af1">
+    <w:name w:val="footer"/>
+    <w:basedOn w:val="a"/>
+    <w:link w:val="af2"/>
+    <w:uiPriority w:val="99"/>
+    <w:unhideWhenUsed/>
+    <w:rsid w:val="00E434F0"/>
+    <w:pPr>
+      <w:tabs>
+        <w:tab w:val="center" w:pos="4153"/>
+        <w:tab w:val="right" w:pos="8306"/>
+      </w:tabs>
+      <w:snapToGrid w:val="0"/>
+    </w:pPr>
+    <w:rPr>
+      <w:sz w:val="20"/>
+      <w:szCs w:val="20"/>
+    </w:rPr>
+  </w:style>
+  <w:style w:type="character" w:customStyle="1" w:styleId="af2">
+    <w:name w:val="頁尾 字元"/>
+    <w:basedOn w:val="a0"/>
+    <w:link w:val="af1"/>
+    <w:uiPriority w:val="99"/>
+    <w:rsid w:val="00E434F0"/>
+    <w:rPr>
+      <w:sz w:val="20"/>
+      <w:szCs w:val="20"/>
+    </w:rPr>
   </w:style>
 </w:styles>
 </file>

--- a/Documents/Chapter 1.docx
+++ b/Documents/Chapter 1.docx
@@ -5,28 +5,27 @@
     <w:p>
       <w:pPr>
         <w:rPr>
-          <w:b/>
-          <w:bCs/>
-        </w:rPr>
-      </w:pPr>
-      <w:r>
-        <w:rPr>
-          <w:b/>
-          <w:bCs/>
+          <w:rFonts w:hint="eastAsia"/>
+        </w:rPr>
+      </w:pPr>
+      <w:r>
+        <w:rPr>
+          <w:rFonts w:hint="eastAsia"/>
         </w:rPr>
         <w:t xml:space="preserve">1-1 </w:t>
       </w:r>
       <w:r>
         <w:rPr>
-          <w:b/>
-          <w:bCs/>
+          <w:rFonts w:hint="eastAsia"/>
         </w:rPr>
         <w:t>背景介紹</w:t>
       </w:r>
     </w:p>
     <w:p>
       <w:pPr>
-        <w:ind w:firstLine="480"/>
+        <w:rPr>
+          <w:rFonts w:hint="eastAsia"/>
+        </w:rPr>
       </w:pPr>
       <w:r>
         <w:rPr>
@@ -53,31 +52,10 @@
         <w:t>AI</w:t>
       </w:r>
       <w:r>
-        <w:t>科技</w:t>
-      </w:r>
-      <w:r>
-        <w:rPr>
-          <w:rFonts w:hint="eastAsia"/>
-        </w:rPr>
-        <w:t>逐漸與</w:t>
-      </w:r>
-      <w:r>
-        <w:t>日常生活結合</w:t>
-      </w:r>
-      <w:r>
-        <w:rPr>
-          <w:rFonts w:hint="eastAsia"/>
-        </w:rPr>
-        <w:t>，除了科技業以外，也逐漸被廣泛運用在工業、影視業、服務業、醫療業等等</w:t>
-      </w:r>
-      <w:r>
-        <w:t>。然而，現今市面上的</w:t>
-      </w:r>
-      <w:r>
-        <w:rPr>
-          <w:rFonts w:hint="eastAsia"/>
-        </w:rPr>
-        <w:t>具備</w:t>
+        <w:rPr>
+          <w:rFonts w:hint="eastAsia"/>
+        </w:rPr>
+        <w:t>科技逐漸與日常生活結合，除了科技業以外，也逐漸被廣泛運用在工業、影視業、服務業、醫療業等等。然而，現今市面上的具備</w:t>
       </w:r>
       <w:r>
         <w:rPr>
@@ -89,93 +67,20 @@
         <w:rPr>
           <w:rFonts w:hint="eastAsia"/>
         </w:rPr>
-        <w:t>輔助功能的</w:t>
-      </w:r>
-      <w:r>
-        <w:t>應用程式，多半是針對年輕或具備一定數位能力的使用者所設計。</w:t>
-      </w:r>
-      <w:r>
-        <w:t>隨著全球高齡化社會的來臨，</w:t>
-      </w:r>
-      <w:r>
-        <w:rPr>
-          <w:rFonts w:hint="eastAsia"/>
-        </w:rPr>
-        <w:t>年輕世代也不再是數位科技軟硬體的唯一受眾，而複雜</w:t>
-      </w:r>
-      <w:r>
-        <w:t>的介面</w:t>
-      </w:r>
-      <w:r>
-        <w:rPr>
-          <w:rFonts w:hint="eastAsia"/>
-        </w:rPr>
-        <w:t>與難以理解的操作</w:t>
-      </w:r>
-      <w:r>
-        <w:t>方式，無形中為長者建立了一道難以跨越的數位鴻溝，使得</w:t>
-      </w:r>
-      <w:r>
-        <w:t>他們</w:t>
-      </w:r>
-      <w:r>
-        <w:rPr>
-          <w:rFonts w:hint="eastAsia"/>
-        </w:rPr>
-        <w:t>難以跟進時代潮流，並</w:t>
-      </w:r>
-      <w:r>
-        <w:t>在獲取</w:t>
-      </w:r>
-      <w:r>
-        <w:rPr>
-          <w:rFonts w:hint="eastAsia"/>
-        </w:rPr>
-        <w:t>即時外界</w:t>
-      </w:r>
-      <w:r>
-        <w:t>資訊與維持社交聯繫上遭遇諸多阻礙。</w:t>
+        <w:t>輔助功能的應用程式，多半是針對年輕或具備一定數位能力的使用者所設計。隨著全球高齡化社會的來臨，年輕世代也不再是數位科技軟硬體的唯一受眾，而複雜的介面與難以理解的操作方式，無形中為長者建立了一道難以跨越的數位鴻溝，使得他們難以跟進時代潮流，並在獲取即時外界資訊與維持社交聯繫上遭遇諸多阻礙。</w:t>
       </w:r>
     </w:p>
     <w:p>
       <w:pPr>
-        <w:ind w:firstLine="480"/>
-      </w:pPr>
-      <w:r>
-        <w:t>為了解決上述的</w:t>
-      </w:r>
-      <w:r>
-        <w:rPr>
-          <w:rFonts w:hint="eastAsia"/>
-        </w:rPr>
-        <w:t>問題</w:t>
-      </w:r>
-      <w:r>
-        <w:t>，開發一款</w:t>
-      </w:r>
-      <w:r>
-        <w:rPr>
-          <w:rFonts w:hint="eastAsia"/>
-        </w:rPr>
-        <w:t>讓</w:t>
-      </w:r>
-      <w:r>
-        <w:t>長者</w:t>
-      </w:r>
-      <w:r>
-        <w:rPr>
-          <w:rFonts w:hint="eastAsia"/>
-        </w:rPr>
-        <w:t>易於操作且符合長者需求</w:t>
-      </w:r>
-      <w:r>
-        <w:t>的系統顯得格外重要。現代化的資訊技術如語音處理技術與簡潔的跨平台介面設計，</w:t>
-      </w:r>
-      <w:r>
-        <w:rPr>
-          <w:rFonts w:hint="eastAsia"/>
-        </w:rPr>
-        <w:t>與目前最為強大的</w:t>
+        <w:rPr>
+          <w:rFonts w:hint="eastAsia"/>
+        </w:rPr>
+      </w:pPr>
+      <w:r>
+        <w:rPr>
+          <w:rFonts w:hint="eastAsia"/>
+        </w:rPr>
+        <w:t>為了解決上述的問題，開發一款讓長者易於操作且符合長者需求的系統顯得格外重要。現代化的資訊技術如語音處理技術與簡潔的跨平台介面設計，與目前最為強大的</w:t>
       </w:r>
       <w:r>
         <w:rPr>
@@ -199,19 +104,7 @@
         <w:rPr>
           <w:rFonts w:hint="eastAsia"/>
         </w:rPr>
-        <w:t>代為處理較複雜的操作流程同時，還仍然能為長者獲取與其他受眾一般無二的資訊，給了</w:t>
-      </w:r>
-      <w:r>
-        <w:t>改善長者的數位體驗提供了</w:t>
-      </w:r>
-      <w:r>
-        <w:rPr>
-          <w:rFonts w:hint="eastAsia"/>
-        </w:rPr>
-        <w:t>完美的</w:t>
-      </w:r>
-      <w:r>
-        <w:t>契機。在這樣的時代背景下，如何運用</w:t>
+        <w:t>代為處理較複雜的操作流程同時，還仍然能為長者獲取與其他受眾一般無二的資訊，給了改善長者的數位體驗提供了完美的契機。在這樣的時代背景下，如何運用</w:t>
       </w:r>
       <w:r>
         <w:rPr>
@@ -223,793 +116,566 @@
         <w:rPr>
           <w:rFonts w:hint="eastAsia"/>
         </w:rPr>
-        <w:t>結合資訊</w:t>
-      </w:r>
-      <w:r>
-        <w:t>科技建立一個</w:t>
-      </w:r>
-      <w:r>
-        <w:rPr>
-          <w:rFonts w:hint="eastAsia"/>
-        </w:rPr>
-        <w:t>所有</w:t>
-      </w:r>
-      <w:r>
-        <w:rPr>
-          <w:rFonts w:hint="eastAsia"/>
-        </w:rPr>
-        <w:t>使用者友善的</w:t>
-      </w:r>
-      <w:r>
-        <w:t>服務，</w:t>
-      </w:r>
-      <w:r>
-        <w:rPr>
-          <w:rFonts w:hint="eastAsia"/>
-        </w:rPr>
-        <w:t>使得專注於為老年群體開發系統時，仍然能不失為年輕大眾帶來的價值，</w:t>
-      </w:r>
-      <w:r>
-        <w:t>成為當前軟體開發領域中一個極具社會價值的</w:t>
-      </w:r>
-      <w:r>
-        <w:rPr>
-          <w:rFonts w:hint="eastAsia"/>
-        </w:rPr>
-        <w:t>重要</w:t>
-      </w:r>
-      <w:r>
-        <w:t>議題。</w:t>
-      </w:r>
-    </w:p>
-    <w:p>
-      <w:pPr>
-        <w:rPr>
-          <w:b/>
-          <w:bCs/>
-        </w:rPr>
-      </w:pPr>
-      <w:r>
-        <w:rPr>
-          <w:b/>
-          <w:bCs/>
-        </w:rPr>
-        <w:t xml:space="preserve">1-2 </w:t>
-      </w:r>
-      <w:r>
-        <w:rPr>
-          <w:b/>
-          <w:bCs/>
-        </w:rPr>
-        <w:t>動機</w:t>
-      </w:r>
-    </w:p>
-    <w:p>
-      <w:pPr>
-        <w:ind w:firstLine="480"/>
-      </w:pPr>
-      <w:r>
-        <w:t>本</w:t>
-      </w:r>
-      <w:r>
-        <w:rPr>
-          <w:rFonts w:hint="eastAsia"/>
-        </w:rPr>
-        <w:t>系統</w:t>
-      </w:r>
-      <w:r>
-        <w:t>的開發動機，源自於觀察到許多長輩在面對智慧型手機時所產生的挫折感。</w:t>
-      </w:r>
-      <w:r>
-        <w:rPr>
-          <w:rFonts w:hint="eastAsia"/>
-        </w:rPr>
-        <w:t>除了受以往的價值觀限制外，年齡提升造成的器官、精神退化如老花眼、</w:t>
-      </w:r>
-      <w:r>
-        <w:rPr>
-          <w:rFonts w:hint="eastAsia"/>
-        </w:rPr>
-        <w:t>記憶衰退、</w:t>
-      </w:r>
-      <w:r>
-        <w:rPr>
-          <w:rFonts w:hint="eastAsia"/>
-        </w:rPr>
-        <w:t>注意力不集中</w:t>
-      </w:r>
-      <w:r>
-        <w:rPr>
-          <w:rFonts w:hint="eastAsia"/>
-        </w:rPr>
-        <w:t>，</w:t>
-      </w:r>
-      <w:r>
-        <w:rPr>
-          <w:rFonts w:hint="eastAsia"/>
-        </w:rPr>
-        <w:t>(</w:t>
-      </w:r>
-      <w:r>
-        <w:rPr>
-          <w:rFonts w:hint="eastAsia"/>
-        </w:rPr>
-        <w:t>在社會現況</w:t>
-      </w:r>
-      <w:r>
-        <w:t>…</w:t>
-      </w:r>
-      <w:r>
-        <w:rPr>
-          <w:rFonts w:hint="eastAsia"/>
-        </w:rPr>
-        <w:t>長輩的生活型態</w:t>
-      </w:r>
-      <w:r>
-        <w:t>…</w:t>
-      </w:r>
-      <w:r>
-        <w:rPr>
-          <w:rFonts w:hint="eastAsia"/>
-        </w:rPr>
-        <w:t>、身體退化所產生的潛在危險時可以緊急偵測</w:t>
-      </w:r>
-      <w:r>
-        <w:t>……</w:t>
-      </w:r>
-      <w:r>
-        <w:rPr>
-          <w:rFonts w:hint="eastAsia"/>
-        </w:rPr>
-        <w:t>)</w:t>
-      </w:r>
-      <w:r>
-        <w:rPr>
-          <w:rFonts w:hint="eastAsia"/>
-        </w:rPr>
-        <w:t>，</w:t>
-      </w:r>
-      <w:r>
-        <w:t>或對科技產品感到陌生，</w:t>
-      </w:r>
-      <w:r>
-        <w:rPr>
-          <w:rFonts w:hint="eastAsia"/>
-        </w:rPr>
-        <w:t>使得一般應用軟體的介面設計難以</w:t>
-      </w:r>
-      <w:r>
-        <w:t>順暢</w:t>
-      </w:r>
-      <w:r>
-        <w:rPr>
-          <w:rFonts w:hint="eastAsia"/>
-        </w:rPr>
-        <w:t>能讓老年群體</w:t>
-      </w:r>
-      <w:r>
-        <w:t>使用。我們意識到，「語音」才是人類最自然、最直覺的交流方式。若能打造一個以語音與直覺操作為核心的應用系統，將能大幅降低長者的學習成本與使用門檻</w:t>
-      </w:r>
-      <w:r>
-        <w:rPr>
-          <w:rFonts w:hint="eastAsia"/>
-        </w:rPr>
-        <w:t>，同時以老年照護作為核心主題，為長者的家屬提供足夠的使用契機與動力，以滿足一個家庭中家屬與長者的雙端需求</w:t>
-      </w:r>
-      <w:r>
-        <w:t>。</w:t>
-      </w:r>
-      <w:r>
-        <w:rPr>
-          <w:rFonts w:hint="eastAsia"/>
-        </w:rPr>
-        <w:t>(</w:t>
-      </w:r>
-      <w:r>
-        <w:rPr>
-          <w:rFonts w:hint="eastAsia"/>
-        </w:rPr>
-        <w:t>系統很重要，但為甚麼重要這裡沒有說，</w:t>
-      </w:r>
-      <w:r>
-        <w:rPr>
-          <w:rFonts w:hint="eastAsia"/>
-        </w:rPr>
-        <w:t>強調</w:t>
-      </w:r>
-      <w:r>
-        <w:rPr>
-          <w:rFonts w:hint="eastAsia"/>
-        </w:rPr>
-        <w:t>因為什麼樣的迫切性</w:t>
-      </w:r>
-      <w:r>
-        <w:rPr>
-          <w:rFonts w:hint="eastAsia"/>
-        </w:rPr>
-        <w:t>或遺憾</w:t>
-      </w:r>
-      <w:r>
-        <w:rPr>
-          <w:rFonts w:hint="eastAsia"/>
-        </w:rPr>
-        <w:t>才產生的動機</w:t>
-      </w:r>
-      <w:r>
-        <w:rPr>
-          <w:rFonts w:hint="eastAsia"/>
-        </w:rPr>
-        <w:t>)</w:t>
-      </w:r>
-    </w:p>
-    <w:p>
-      <w:pPr>
-        <w:ind w:firstLine="480"/>
-      </w:pPr>
-      <w:r>
-        <w:t>因此，我們決定開發「</w:t>
-      </w:r>
-      <w:r>
-        <w:t>Uban</w:t>
-      </w:r>
-      <w:r>
-        <w:t>」系統，</w:t>
-      </w:r>
-      <w:r>
-        <w:rPr>
-          <w:rFonts w:hint="eastAsia"/>
-        </w:rPr>
-        <w:t>以提供</w:t>
-      </w:r>
-      <w:r>
-        <w:rPr>
-          <w:rFonts w:hint="eastAsia"/>
-        </w:rPr>
-        <w:t>AI</w:t>
-      </w:r>
-      <w:r>
-        <w:rPr>
-          <w:rFonts w:hint="eastAsia"/>
-        </w:rPr>
-        <w:t>工具作為前提下，</w:t>
-      </w:r>
-      <w:r>
-        <w:rPr>
-          <w:rFonts w:hint="eastAsia"/>
-        </w:rPr>
-        <w:t>在賦予家屬自訂照護</w:t>
-      </w:r>
-      <w:r>
-        <w:rPr>
-          <w:rFonts w:hint="eastAsia"/>
-        </w:rPr>
-        <w:t>行程</w:t>
-      </w:r>
-      <w:r>
-        <w:rPr>
-          <w:rFonts w:hint="eastAsia"/>
-        </w:rPr>
-        <w:t>的能力時，也</w:t>
-      </w:r>
-      <w:r>
-        <w:t>為長者量身打造一個友善的數位空間。這份動機不僅是為了</w:t>
-      </w:r>
-      <w:r>
-        <w:rPr>
-          <w:rFonts w:hint="eastAsia"/>
-        </w:rPr>
-        <w:t>輔助家屬照護長輩</w:t>
-      </w:r>
-      <w:r>
-        <w:t>，更是</w:t>
-      </w:r>
-      <w:r>
-        <w:rPr>
-          <w:rFonts w:hint="eastAsia"/>
-        </w:rPr>
-        <w:t>同樣希望</w:t>
-      </w:r>
-      <w:r>
-        <w:t>高齡族群</w:t>
-      </w:r>
-      <w:r>
-        <w:rPr>
-          <w:rFonts w:hint="eastAsia"/>
-        </w:rPr>
-        <w:t>能在</w:t>
-      </w:r>
-      <w:r>
-        <w:rPr>
-          <w:rFonts w:hint="eastAsia"/>
-        </w:rPr>
-        <w:t>社交</w:t>
-      </w:r>
-      <w:r>
-        <w:rPr>
-          <w:rFonts w:hint="eastAsia"/>
-        </w:rPr>
-        <w:t>軟體方面能與年輕族群有相同使用經驗</w:t>
-      </w:r>
-      <w:r>
-        <w:t>的關懷與同理。我們希望</w:t>
-      </w:r>
-      <w:r>
-        <w:rPr>
-          <w:rFonts w:hint="eastAsia"/>
-        </w:rPr>
-        <w:t>AI</w:t>
-      </w:r>
-      <w:r>
-        <w:t>科技不是冷冰冰的</w:t>
-      </w:r>
-      <w:r>
-        <w:rPr>
-          <w:rFonts w:hint="eastAsia"/>
-        </w:rPr>
-        <w:t>使用工具</w:t>
-      </w:r>
-      <w:r>
-        <w:t>，而是能</w:t>
-      </w:r>
-      <w:r>
-        <w:rPr>
-          <w:rFonts w:hint="eastAsia"/>
-        </w:rPr>
-        <w:t>透過互動</w:t>
-      </w:r>
-      <w:r>
-        <w:t>帶來溫暖</w:t>
-      </w:r>
-      <w:r>
-        <w:rPr>
-          <w:rFonts w:hint="eastAsia"/>
-        </w:rPr>
-        <w:t>，並為長者在軟體的使用體驗方面出一份力，進而達到資訊科技對所有族群的使用者友善的目標</w:t>
-      </w:r>
-      <w:r>
-        <w:t>。</w:t>
-      </w:r>
-      <w:r>
-        <w:rPr>
-          <w:rFonts w:hint="eastAsia"/>
-        </w:rPr>
-        <w:t>(</w:t>
-      </w:r>
-      <w:r>
-        <w:rPr>
-          <w:rFonts w:hint="eastAsia"/>
-        </w:rPr>
-        <w:t>有實例、新聞佐證更好</w:t>
-      </w:r>
-      <w:r>
-        <w:rPr>
-          <w:rFonts w:hint="eastAsia"/>
-        </w:rPr>
-        <w:t>)</w:t>
-      </w:r>
-      <w:r>
-        <w:rPr>
-          <w:rFonts w:hint="eastAsia"/>
-        </w:rPr>
-        <w:t>我</w:t>
-      </w:r>
-      <w:r>
-        <w:rPr>
-          <w:rFonts w:hint="eastAsia"/>
-        </w:rPr>
-        <w:t>(</w:t>
-      </w:r>
-      <w:r>
-        <w:rPr>
-          <w:rFonts w:hint="eastAsia"/>
-        </w:rPr>
-        <w:t>周</w:t>
-      </w:r>
-      <w:r>
-        <w:rPr>
-          <w:rFonts w:hint="eastAsia"/>
-        </w:rPr>
-        <w:t>)</w:t>
-      </w:r>
-      <w:r>
-        <w:rPr>
-          <w:rFonts w:hint="eastAsia"/>
-        </w:rPr>
-        <w:t>有兩個實例可以用</w:t>
-      </w:r>
-    </w:p>
-    <w:p>
-      <w:pPr>
-        <w:rPr>
-          <w:b/>
-          <w:bCs/>
-        </w:rPr>
-      </w:pPr>
-      <w:r>
-        <w:rPr>
-          <w:b/>
-          <w:bCs/>
-        </w:rPr>
-        <w:t xml:space="preserve">1-3 </w:t>
-      </w:r>
-      <w:r>
-        <w:rPr>
-          <w:b/>
-          <w:bCs/>
-        </w:rPr>
-        <w:t>系統目的與目標</w:t>
-      </w:r>
-    </w:p>
-    <w:p>
-      <w:pPr>
-        <w:ind w:firstLine="480"/>
-      </w:pPr>
-      <w:r>
-        <w:t>「</w:t>
-      </w:r>
-      <w:r>
-        <w:t>Uban</w:t>
-      </w:r>
-      <w:r>
-        <w:t>」系統的主要目的，</w:t>
-      </w:r>
-      <w:r>
-        <w:rPr>
-          <w:rFonts w:hint="eastAsia"/>
-        </w:rPr>
-        <w:t>除了提供長者家屬一個</w:t>
-      </w:r>
-      <w:r>
-        <w:rPr>
-          <w:rFonts w:hint="eastAsia"/>
-        </w:rPr>
-        <w:t>工具與</w:t>
-      </w:r>
-      <w:r>
-        <w:rPr>
-          <w:rFonts w:hint="eastAsia"/>
-        </w:rPr>
-        <w:t>平台</w:t>
-      </w:r>
-      <w:r>
-        <w:rPr>
-          <w:rFonts w:hint="eastAsia"/>
-        </w:rPr>
-        <w:t>輔助照</w:t>
-      </w:r>
-      <w:r>
-        <w:rPr>
-          <w:rFonts w:hint="eastAsia"/>
-        </w:rPr>
-        <w:t>護長輩外，也</w:t>
-      </w:r>
-      <w:r>
-        <w:t>為長者設計</w:t>
-      </w:r>
-      <w:r>
-        <w:rPr>
-          <w:rFonts w:hint="eastAsia"/>
-        </w:rPr>
-        <w:t>出</w:t>
-      </w:r>
-      <w:r>
-        <w:t>無障礙互動</w:t>
-      </w:r>
-      <w:r>
-        <w:rPr>
-          <w:rFonts w:hint="eastAsia"/>
-        </w:rPr>
-        <w:t>介面</w:t>
-      </w:r>
-      <w:r>
-        <w:rPr>
-          <w:rFonts w:hint="eastAsia"/>
-        </w:rPr>
-        <w:t>，</w:t>
-      </w:r>
-      <w:r>
-        <w:t>我們期望能讓</w:t>
-      </w:r>
-      <w:r>
-        <w:rPr>
-          <w:rFonts w:hint="eastAsia"/>
-        </w:rPr>
-        <w:t>高齡</w:t>
-      </w:r>
-      <w:r>
-        <w:t>使用者在不需要繁複學習的情況下，也能輕</w:t>
-      </w:r>
-      <w:r>
-        <w:lastRenderedPageBreak/>
-        <w:t>鬆與家人朋友保持聯繫</w:t>
-      </w:r>
-      <w:r>
-        <w:rPr>
-          <w:rFonts w:hint="eastAsia"/>
-        </w:rPr>
-        <w:t>，並在緊急時刻能透過本系統求助</w:t>
-      </w:r>
-      <w:r>
-        <w:t>，享受數位科技帶來的便利。</w:t>
-      </w:r>
-      <w:r>
-        <w:rPr>
-          <w:rFonts w:hint="eastAsia"/>
-        </w:rPr>
-        <w:t>(</w:t>
-      </w:r>
-      <w:r>
-        <w:rPr>
-          <w:rFonts w:hint="eastAsia"/>
-        </w:rPr>
-        <w:t>再補充一點內容</w:t>
-      </w:r>
-      <w:r>
-        <w:rPr>
-          <w:rFonts w:hint="eastAsia"/>
-        </w:rPr>
-        <w:t>)</w:t>
-      </w:r>
-    </w:p>
-    <w:p>
-      <w:pPr>
-        <w:ind w:firstLine="480"/>
-      </w:pPr>
-      <w:r>
-        <w:t>本系統旨在打破</w:t>
-      </w:r>
-      <w:r>
-        <w:rPr>
-          <w:rFonts w:hint="eastAsia"/>
-        </w:rPr>
-        <w:t>傳統寫死的系統功能</w:t>
-      </w:r>
-      <w:r>
-        <w:t>的限制，透過整合直覺的行動裝置前端介面與穩定的後端架構，</w:t>
-      </w:r>
-      <w:r>
-        <w:rPr>
-          <w:rFonts w:hint="eastAsia"/>
-        </w:rPr>
-        <w:t>在家屬部分以功能導向與社群媒體的介面設計結合，而在長者介面</w:t>
-      </w:r>
-      <w:r>
-        <w:t>提供以語音</w:t>
-      </w:r>
-      <w:r>
-        <w:t>交流</w:t>
-      </w:r>
-      <w:r>
-        <w:rPr>
-          <w:rFonts w:hint="eastAsia"/>
-        </w:rPr>
-        <w:t>與社交體驗</w:t>
-      </w:r>
-      <w:r>
-        <w:t>為主軸。</w:t>
-      </w:r>
-      <w:r>
-        <w:tab/>
-      </w:r>
-    </w:p>
-    <w:p>
-      <w:pPr>
-        <w:ind w:firstLine="480"/>
-      </w:pPr>
-      <w:r>
-        <w:t>在具體目標方面，首先</w:t>
-      </w:r>
-      <w:r>
-        <w:rPr>
-          <w:rFonts w:hint="eastAsia"/>
-        </w:rPr>
-        <w:t>為兩個目標群體分別</w:t>
-      </w:r>
-      <w:r>
-        <w:t>打造</w:t>
-      </w:r>
-      <w:r>
-        <w:rPr>
-          <w:rFonts w:hint="eastAsia"/>
-        </w:rPr>
-        <w:t>高使用性與</w:t>
-      </w:r>
-      <w:r>
-        <w:t>極簡化、高易用性的專屬操作介面，確保</w:t>
-      </w:r>
-      <w:r>
-        <w:rPr>
-          <w:rFonts w:hint="eastAsia"/>
-        </w:rPr>
-        <w:t>家屬能透過本系</w:t>
-      </w:r>
-      <w:r>
-        <w:rPr>
-          <w:rFonts w:hint="eastAsia"/>
-        </w:rPr>
-        <w:t>統使用到本系統在整合市面軟體上多合一功能外，還能讓</w:t>
-      </w:r>
-      <w:r>
-        <w:t>長者獨立且順暢地使用各項功能；其次，則是建立穩定且具備擴充性的後端架構與資料庫管理機制，妥善處理語音與</w:t>
-      </w:r>
-      <w:r>
-        <w:rPr>
-          <w:rFonts w:hint="eastAsia"/>
-        </w:rPr>
-        <w:t>對話</w:t>
-      </w:r>
-      <w:r>
-        <w:t>資料的儲存，保障訊息傳遞的即時性與安全性。最終目標是讓「</w:t>
-      </w:r>
-      <w:r>
-        <w:t>Uban</w:t>
-      </w:r>
-      <w:r>
-        <w:t>」不僅成為一個實用的工具，更能成為促進長者社會參與的輔助系統。</w:t>
+        <w:t>結合資訊科技建立一個所有使用者友善的服務，使得專注於為老年群體開發系統時，仍然能不失為年輕大眾帶來的價值，成為當前軟體開發領域中一個極具社會價值的重要議題。</w:t>
       </w:r>
     </w:p>
     <w:p/>
     <w:p>
       <w:pPr>
         <w:rPr>
-          <w:b/>
-          <w:bCs/>
-        </w:rPr>
-      </w:pPr>
-      <w:r>
-        <w:rPr>
-          <w:b/>
-          <w:bCs/>
-        </w:rPr>
-        <w:t xml:space="preserve">1-4 </w:t>
-      </w:r>
-      <w:r>
-        <w:rPr>
-          <w:b/>
-          <w:bCs/>
-        </w:rPr>
-        <w:t>預期成果</w:t>
+          <w:rFonts w:hint="eastAsia"/>
+        </w:rPr>
+      </w:pPr>
+      <w:r>
+        <w:rPr>
+          <w:rFonts w:hint="eastAsia"/>
+        </w:rPr>
+        <w:t xml:space="preserve">1-2 </w:t>
+      </w:r>
+      <w:r>
+        <w:rPr>
+          <w:rFonts w:hint="eastAsia"/>
+        </w:rPr>
+        <w:t>動機</w:t>
       </w:r>
     </w:p>
     <w:p>
       <w:pPr>
-        <w:ind w:firstLine="480"/>
-      </w:pPr>
-      <w:r>
-        <w:t>在技術層面上，本專案預期將包含流暢的行動裝置應用程式，以及能穩定處理大量</w:t>
-      </w:r>
-      <w:r>
-        <w:rPr>
-          <w:rFonts w:hint="eastAsia"/>
-        </w:rPr>
-        <w:t>影音</w:t>
-      </w:r>
-      <w:r>
-        <w:t>數據存取的後端伺服器架構。我們期望這套系統能在實際的裝置上展現出優異的效能與友善的操作體驗，證明此軟硬體整合架構的可行性與穩定度。</w:t>
-      </w:r>
-      <w:r>
-        <w:rPr>
-          <w:rFonts w:hint="eastAsia"/>
-        </w:rPr>
-        <w:t>(</w:t>
-      </w:r>
-      <w:r>
-        <w:rPr>
-          <w:rFonts w:hint="eastAsia"/>
-        </w:rPr>
-        <w:t>把粗略的敘述稍微拆開成具體的功能，每個小功能分別能帶來甚麼價值，</w:t>
-      </w:r>
-      <w:r>
-        <w:rPr>
-          <w:rFonts w:hint="eastAsia"/>
-        </w:rPr>
-        <w:t>這個技術可以達成什麼樣的目標，可以帶來甚麼價值</w:t>
-      </w:r>
-      <w:r>
-        <w:rPr>
-          <w:rFonts w:hint="eastAsia"/>
-        </w:rPr>
-        <w:t>，補足完整性與長度</w:t>
-      </w:r>
-      <w:r>
-        <w:rPr>
-          <w:rFonts w:hint="eastAsia"/>
-        </w:rPr>
-        <w:t>)</w:t>
+        <w:rPr>
+          <w:rFonts w:hint="eastAsia"/>
+        </w:rPr>
+      </w:pPr>
+      <w:r>
+        <w:rPr>
+          <w:rFonts w:hint="eastAsia"/>
+        </w:rPr>
+        <w:t>本系統的開發動機，源自於觀察到許多長輩在面對智慧型手機時所產生的挫折感與無助。在現今社會結構下，青壯年往往因工作需離鄉背井，「獨居長者」或「老老照護」的生活型態日益普遍。隨著年齡提升，長輩不可避免地面臨器官與精神的退化，如老花眼、記憶衰退、聽力下降及注意力不集中。這些退化不僅使得一般通訊軟體的複雜介面難以被老年群體理解並順暢使用，更潛藏著極大的生活危機與急迫性。</w:t>
       </w:r>
     </w:p>
     <w:p>
       <w:pPr>
-        <w:ind w:firstLine="480"/>
-      </w:pPr>
-      <w:r>
-        <w:t>在應用與社會效益層面上，預期「</w:t>
-      </w:r>
-      <w:r>
-        <w:t>Uban</w:t>
-      </w:r>
-      <w:r>
-        <w:t>」系統能有效降低長者的「科技焦慮」，提升他們使用智慧型裝置的意願與頻率</w:t>
-      </w:r>
-      <w:r>
-        <w:rPr>
-          <w:rFonts w:hint="eastAsia"/>
-        </w:rPr>
-        <w:t>(</w:t>
-      </w:r>
-      <w:r>
-        <w:rPr>
-          <w:rFonts w:hint="eastAsia"/>
-        </w:rPr>
-        <w:t>細述</w:t>
-      </w:r>
-      <w:r>
-        <w:rPr>
-          <w:rFonts w:hint="eastAsia"/>
-        </w:rPr>
-        <w:t>)</w:t>
-      </w:r>
-      <w:r>
-        <w:rPr>
-          <w:rFonts w:hint="eastAsia"/>
-        </w:rPr>
-        <w:t>，</w:t>
-      </w:r>
-      <w:r>
-        <w:rPr>
-          <w:rFonts w:hint="eastAsia"/>
-        </w:rPr>
-        <w:t>並能顯著提升</w:t>
-      </w:r>
-      <w:r>
-        <w:rPr>
-          <w:rFonts w:hint="eastAsia"/>
-        </w:rPr>
-        <w:t>家庭照護的能力與效率</w:t>
-      </w:r>
-      <w:r>
-        <w:rPr>
-          <w:rFonts w:hint="eastAsia"/>
-        </w:rPr>
-        <w:t>(</w:t>
-      </w:r>
-      <w:r>
-        <w:rPr>
-          <w:rFonts w:hint="eastAsia"/>
-        </w:rPr>
-        <w:t>細述</w:t>
-      </w:r>
-      <w:r>
-        <w:rPr>
-          <w:rFonts w:hint="eastAsia"/>
-        </w:rPr>
-        <w:t>)</w:t>
-      </w:r>
-      <w:r>
-        <w:t>。透過這個平台，長者能更頻繁地與親友進行語音互動，進而減少孤獨感並增進家庭連結。未來，本系統也期望能作為一個穩固的基石，持續擴充更多符合高齡照護與生活輔助需求的功能。</w:t>
+        <w:rPr>
+          <w:rFonts w:hint="eastAsia"/>
+        </w:rPr>
+      </w:pPr>
+      <w:r>
+        <w:rPr>
+          <w:rFonts w:hint="eastAsia"/>
+        </w:rPr>
+        <w:t>而這份開發系統的迫切性，正建立在真實的社會現況與遺憾之上。例如，台灣新聞曾報導屏東一名七旬獨居長輩在家中不慎跌倒，因身邊無人且無力操作手機求救，倒臥在地長達兩日導致失溫，直到房東察覺異狀報警才僥倖撿回一命；此外，隨著線上掛號、點餐與電子支付</w:t>
+      </w:r>
+      <w:r>
+        <w:rPr>
+          <w:rFonts w:hint="eastAsia"/>
+        </w:rPr>
+        <w:t>App</w:t>
+      </w:r>
+      <w:r>
+        <w:rPr>
+          <w:rFonts w:hint="eastAsia"/>
+        </w:rPr>
+        <w:t>的普及，許多長輩更因老花眼或不熟悉複雜介面，在日常生活中產生嚴重的「數位剝奪感」與挫折。這些社會現況凸顯了一個嚴峻的事實：對於高齡族群而言，一套能在緊急時刻做到「極簡求救」，同時在日常中能被「無痛操作」的系統，不僅僅是提升生活品質的工具，更是保命的防線。</w:t>
       </w:r>
     </w:p>
     <w:p>
       <w:pPr>
-        <w:widowControl/>
-      </w:pPr>
-      <w:r>
-        <w:rPr>
-          <w:rFonts w:hint="eastAsia"/>
-        </w:rPr>
-        <w:t>(</w:t>
-      </w:r>
-      <w:r>
-        <w:rPr>
-          <w:rFonts w:hint="eastAsia"/>
-        </w:rPr>
-        <w:t>長者跟家屬的效益層面再分開敘述</w:t>
-      </w:r>
-      <w:r>
-        <w:rPr>
-          <w:rFonts w:hint="eastAsia"/>
-        </w:rPr>
-        <w:t>)</w:t>
+        <w:rPr>
+          <w:rFonts w:hint="eastAsia"/>
+        </w:rPr>
+      </w:pPr>
+      <w:r>
+        <w:rPr>
+          <w:rFonts w:hint="eastAsia"/>
+        </w:rPr>
+        <w:t>為了建構自然與極簡併存的系統特點，我們發現到「語言」才是人類最自然、最直覺的交流方式。若能打造一個以語音與直覺操作為核心的應用系統，將能大幅降低長者的學習成本與使用門檻。同時，以老年照護作為核心主題，為長者的家屬提供足夠的使用契機與動力，以滿足一個家庭中「家屬需安心」與「長者需安全」的雙端迫切需求。</w:t>
+      </w:r>
+    </w:p>
+    <w:p>
+      <w:pPr>
+        <w:rPr>
+          <w:rFonts w:hint="eastAsia"/>
+        </w:rPr>
+      </w:pPr>
+      <w:r>
+        <w:rPr>
+          <w:rFonts w:hint="eastAsia"/>
+        </w:rPr>
+        <w:lastRenderedPageBreak/>
+        <w:t>因此，我們決定開發「</w:t>
+      </w:r>
+      <w:r>
+        <w:rPr>
+          <w:rFonts w:hint="eastAsia"/>
+        </w:rPr>
+        <w:t>Uban</w:t>
+      </w:r>
+      <w:r>
+        <w:rPr>
+          <w:rFonts w:hint="eastAsia"/>
+        </w:rPr>
+        <w:t>」系統。在提供強大</w:t>
+      </w:r>
+      <w:r>
+        <w:rPr>
+          <w:rFonts w:hint="eastAsia"/>
+        </w:rPr>
+        <w:t>AI</w:t>
+      </w:r>
+      <w:r>
+        <w:rPr>
+          <w:rFonts w:hint="eastAsia"/>
+        </w:rPr>
+        <w:t>工具的前提下，賦予家屬自訂照護行程的能力，同時為長者量身打造一個友善的數位空間。這份動機不僅是為了輔助家屬照護長輩、防範未然，更是出於一份高齡族群在軟體的使用上能與年輕族群擁有相同平權體驗的希望。我們期盼科技不會再因為年齡成為阻礙，而是能透過互動帶來溫暖，為長者建構一張安全的防護網，進而達到資訊科技對所有族群友善的終極目標。</w:t>
+      </w:r>
+    </w:p>
+    <w:p/>
+    <w:p/>
+    <w:p>
+      <w:pPr>
+        <w:rPr>
+          <w:rFonts w:hint="eastAsia"/>
+        </w:rPr>
+      </w:pPr>
+      <w:r>
+        <w:rPr>
+          <w:rFonts w:hint="eastAsia"/>
+        </w:rPr>
+        <w:t xml:space="preserve">1-3 </w:t>
+      </w:r>
+      <w:r>
+        <w:rPr>
+          <w:rFonts w:hint="eastAsia"/>
+        </w:rPr>
+        <w:t>系統目的與目標</w:t>
+      </w:r>
+    </w:p>
+    <w:p>
+      <w:pPr>
+        <w:rPr>
+          <w:rFonts w:hint="eastAsia"/>
+        </w:rPr>
+      </w:pPr>
+      <w:r>
+        <w:rPr>
+          <w:rFonts w:hint="eastAsia"/>
+        </w:rPr>
+        <w:t>「</w:t>
+      </w:r>
+      <w:r>
+        <w:rPr>
+          <w:rFonts w:hint="eastAsia"/>
+        </w:rPr>
+        <w:t>Uban</w:t>
+      </w:r>
+      <w:r>
+        <w:rPr>
+          <w:rFonts w:hint="eastAsia"/>
+        </w:rPr>
+        <w:t>」系統的主要目的，除了提供長者家屬一個多功能的平台以輔助照護長輩外，也致力於為長者設計出真正的無障礙互動介面。我們期望能消除物理距離帶來的隔閡，將傳統被動的「看顧」轉化為主動的「陪伴」。透過本系統，高齡使用者允許在完全不需要繁複學習的情況下，也能輕鬆與家人朋友保持緊密聯繫；更重要的是，確保他們在遭遇突發狀況的緊急時刻，能以最直覺的方式透過本系統對外求助，讓長者在享受數位科技便利的同時，也獲得實質的安全保障。</w:t>
+      </w:r>
+    </w:p>
+    <w:p>
+      <w:pPr>
+        <w:rPr>
+          <w:rFonts w:hint="eastAsia"/>
+        </w:rPr>
+      </w:pPr>
+      <w:r>
+        <w:rPr>
+          <w:rFonts w:hint="eastAsia"/>
+        </w:rPr>
+        <w:t>本系統旨在打破傳統寫死的系統功能限制，透過整合直覺的行動裝置前端介面與穩定的後端架構來實現雙端需求。在家屬端，我們運用</w:t>
+      </w:r>
+      <w:r>
+        <w:rPr>
+          <w:rFonts w:hint="eastAsia"/>
+        </w:rPr>
+        <w:t xml:space="preserve"> Flutter </w:t>
+      </w:r>
+      <w:r>
+        <w:rPr>
+          <w:rFonts w:hint="eastAsia"/>
+        </w:rPr>
+        <w:t>打造動態且資訊豐富的儀表板，並結合</w:t>
+      </w:r>
+      <w:r>
+        <w:rPr>
+          <w:rFonts w:hint="eastAsia"/>
+        </w:rPr>
+        <w:t xml:space="preserve"> </w:t>
+      </w:r>
+      <w:proofErr w:type="spellStart"/>
+      <w:r>
+        <w:rPr>
+          <w:rFonts w:hint="eastAsia"/>
+        </w:rPr>
+        <w:t>FastAPI</w:t>
+      </w:r>
+      <w:proofErr w:type="spellEnd"/>
+      <w:r>
+        <w:rPr>
+          <w:rFonts w:hint="eastAsia"/>
+        </w:rPr>
+        <w:t xml:space="preserve"> </w:t>
+      </w:r>
+      <w:r>
+        <w:rPr>
+          <w:rFonts w:hint="eastAsia"/>
+        </w:rPr>
+        <w:t>後端的高效能推播技術，將功能導向的照護管理與社群互動完美結合；而在長者端，則透過深度整合</w:t>
+      </w:r>
+      <w:r>
+        <w:rPr>
+          <w:rFonts w:hint="eastAsia"/>
+        </w:rPr>
+        <w:t xml:space="preserve"> LLM</w:t>
+      </w:r>
+      <w:r>
+        <w:rPr>
+          <w:rFonts w:hint="eastAsia"/>
+        </w:rPr>
+        <w:t>（大型語言模型）與</w:t>
+      </w:r>
+      <w:r>
+        <w:rPr>
+          <w:rFonts w:hint="eastAsia"/>
+        </w:rPr>
+        <w:t xml:space="preserve"> STT/TTS</w:t>
+      </w:r>
+      <w:r>
+        <w:rPr>
+          <w:rFonts w:hint="eastAsia"/>
+        </w:rPr>
+        <w:t>（語音辨識與合成）技術，去除傳統又難以操作的鍵盤輸入，提供以自然語音對話與趣味陪伴為主軸的極簡趣味體驗。</w:t>
+      </w:r>
+    </w:p>
+    <w:p>
+      <w:pPr>
+        <w:rPr>
+          <w:rFonts w:hint="eastAsia"/>
+        </w:rPr>
+      </w:pPr>
+      <w:r>
+        <w:rPr>
+          <w:rFonts w:hint="eastAsia"/>
+        </w:rPr>
+        <w:t>在具體目標方面，首先是為這兩個目標群體分別打造高可用性與極簡化、高易用性的「專屬操作介面」，確保家屬能輕易整合市面上照護軟體的多合一功能，同時讓長者能獨立且順暢地使用各項服務。其次，則是建立穩定且具備擴充性的後端架構與資料庫管理機制，妥善處理龐大語音與對話資料的儲存，保障訊息傳遞與緊急警報的即時性與安全性。</w:t>
+      </w:r>
+    </w:p>
+    <w:p>
+      <w:pPr>
+        <w:rPr>
+          <w:rFonts w:hint="eastAsia"/>
+        </w:rPr>
+      </w:pPr>
+      <w:r>
+        <w:rPr>
+          <w:rFonts w:hint="eastAsia"/>
+        </w:rPr>
+        <w:t>最終目標是讓「</w:t>
+      </w:r>
+      <w:r>
+        <w:rPr>
+          <w:rFonts w:hint="eastAsia"/>
+        </w:rPr>
+        <w:t>Uban</w:t>
+      </w:r>
+      <w:r>
+        <w:rPr>
+          <w:rFonts w:hint="eastAsia"/>
+        </w:rPr>
+        <w:t>」不只是一個冷冰冰的照護工具，更能透過</w:t>
+      </w:r>
+      <w:r>
+        <w:rPr>
+          <w:rFonts w:hint="eastAsia"/>
+        </w:rPr>
+        <w:t>AI</w:t>
+      </w:r>
+      <w:r>
+        <w:rPr>
+          <w:rFonts w:hint="eastAsia"/>
+        </w:rPr>
+        <w:t>科技的輔助，代替家屬陪伴的同時，也能重新拉近世代間的距離，成為促進長者社會參與、傳遞家庭溫暖的關鍵橋樑。</w:t>
+      </w:r>
+    </w:p>
+    <w:p>
+      <w:r>
+        <w:t> </w:t>
+      </w:r>
+    </w:p>
+    <w:p>
+      <w:pPr>
+        <w:rPr>
+          <w:rFonts w:hint="eastAsia"/>
+        </w:rPr>
+      </w:pPr>
+      <w:r>
+        <w:rPr>
+          <w:rFonts w:hint="eastAsia"/>
+        </w:rPr>
+        <w:t xml:space="preserve">1-4 </w:t>
+      </w:r>
+      <w:r>
+        <w:rPr>
+          <w:rFonts w:hint="eastAsia"/>
+        </w:rPr>
+        <w:t>預期成果</w:t>
+      </w:r>
+    </w:p>
+    <w:p>
+      <w:pPr>
+        <w:rPr>
+          <w:rFonts w:hint="eastAsia"/>
+        </w:rPr>
+      </w:pPr>
+      <w:r>
+        <w:rPr>
+          <w:rFonts w:hint="eastAsia"/>
+        </w:rPr>
+        <w:t>在技術層面上，本專案期望跳脫粗略的軟體開發框架，將軟硬體整合架構落實為具體且能帶來實質價值的各項功能：</w:t>
+      </w:r>
+    </w:p>
+    <w:p>
+      <w:pPr>
+        <w:rPr>
+          <w:rFonts w:hint="eastAsia"/>
+        </w:rPr>
+      </w:pPr>
+      <w:r>
+        <w:rPr>
+          <w:rFonts w:hint="eastAsia"/>
+        </w:rPr>
+        <w:lastRenderedPageBreak/>
+        <w:t xml:space="preserve">1. </w:t>
+      </w:r>
+      <w:r>
+        <w:rPr>
+          <w:rFonts w:hint="eastAsia"/>
+        </w:rPr>
+        <w:t>雙端客製化前端介面：透過跨平台技術，為家屬與長輩渲染展現出截然不同的</w:t>
+      </w:r>
+      <w:r>
+        <w:rPr>
+          <w:rFonts w:hint="eastAsia"/>
+        </w:rPr>
+        <w:t>UI</w:t>
+      </w:r>
+      <w:r>
+        <w:rPr>
+          <w:rFonts w:hint="eastAsia"/>
+        </w:rPr>
+        <w:t>。此技術的價值在於徹底解決過往照護軟體「家屬覺得功能不夠、長輩覺得太複雜」的兩難，讓長輩端能實現去按鈕化的全圖示與語音操作，並實現「不同使用者呈現不同介面」的基本要求。</w:t>
+      </w:r>
+    </w:p>
+    <w:p>
+      <w:pPr>
+        <w:rPr>
+          <w:rFonts w:hint="eastAsia"/>
+        </w:rPr>
+      </w:pPr>
+      <w:r>
+        <w:rPr>
+          <w:rFonts w:hint="eastAsia"/>
+        </w:rPr>
+        <w:t xml:space="preserve">2. </w:t>
+      </w:r>
+      <w:r>
+        <w:rPr>
+          <w:rFonts w:hint="eastAsia"/>
+        </w:rPr>
+        <w:t>自然語音陪伴與意圖識別模組：整合大型語言模型與語音處理技術，達成與長輩自然對話的目標。這不僅能取代複雜的文字輸入，更能透過分析語音文本，萃取長輩的潛在情緒與孤獨感指標，提供家屬極具價值的心理健康參考。</w:t>
+      </w:r>
+    </w:p>
+    <w:p>
+      <w:pPr>
+        <w:rPr>
+          <w:rFonts w:hint="eastAsia"/>
+        </w:rPr>
+      </w:pPr>
+      <w:r>
+        <w:rPr>
+          <w:rFonts w:hint="eastAsia"/>
+        </w:rPr>
+        <w:t xml:space="preserve">3. </w:t>
+      </w:r>
+      <w:r>
+        <w:rPr>
+          <w:rFonts w:hint="eastAsia"/>
+        </w:rPr>
+        <w:t>自動化排程與即時推播系統：建構穩定的後端排程引擎，精準執行家屬設定的吃藥、回診等提醒。此技術能大幅降低人工照護的遺漏率，實現遠距照護的自動化與精準化。</w:t>
+      </w:r>
+    </w:p>
+    <w:p>
+      <w:pPr>
+        <w:rPr>
+          <w:rFonts w:hint="eastAsia"/>
+        </w:rPr>
+      </w:pPr>
+      <w:r>
+        <w:rPr>
+          <w:rFonts w:hint="eastAsia"/>
+        </w:rPr>
+        <w:t xml:space="preserve">4. </w:t>
+      </w:r>
+      <w:r>
+        <w:rPr>
+          <w:rFonts w:hint="eastAsia"/>
+        </w:rPr>
+        <w:t>低延遲影音串流與緊急通訊架構：建立能穩定處理大量影音數據存取的伺服器環境。在長輩觸發</w:t>
+      </w:r>
+      <w:r>
+        <w:rPr>
+          <w:rFonts w:hint="eastAsia"/>
+        </w:rPr>
+        <w:t>SOS</w:t>
+      </w:r>
+      <w:r>
+        <w:rPr>
+          <w:rFonts w:hint="eastAsia"/>
+        </w:rPr>
+        <w:t>求救時，能確保影像與警報零時差地傳送給家屬，達成遠端即時救援的目標，驗證本系統在緊急應變上的高穩定度。</w:t>
+      </w:r>
+    </w:p>
+    <w:p>
+      <w:pPr>
+        <w:rPr>
+          <w:rFonts w:hint="eastAsia"/>
+        </w:rPr>
+      </w:pPr>
+      <w:r>
+        <w:rPr>
+          <w:rFonts w:hint="eastAsia"/>
+        </w:rPr>
+        <w:t>在應用與社會效益層面上，本系統將分別對「長者」與「家屬」帶來顯著的正面影響：</w:t>
+      </w:r>
+    </w:p>
+    <w:p>
+      <w:pPr>
+        <w:rPr>
+          <w:rFonts w:hint="eastAsia"/>
+        </w:rPr>
+      </w:pPr>
+      <w:r>
+        <w:rPr>
+          <w:rFonts w:hint="eastAsia"/>
+        </w:rPr>
+        <w:t>對於長者層面的效益：預期「</w:t>
+      </w:r>
+      <w:r>
+        <w:rPr>
+          <w:rFonts w:hint="eastAsia"/>
+        </w:rPr>
+        <w:t>Uban</w:t>
+      </w:r>
+      <w:r>
+        <w:rPr>
+          <w:rFonts w:hint="eastAsia"/>
+        </w:rPr>
+        <w:t>」系統能有效且大幅地降低長者的科技焦慮。透過全語音與防誤觸的直覺設計，長輩不再害怕操作錯誤，從而顯著提升他們使用智慧型裝置的意願與頻率。透過這個專屬平台，長者能更頻繁、更沒有壓力地與親友進行語音互動；同時，結合</w:t>
+      </w:r>
+      <w:r>
+        <w:rPr>
+          <w:rFonts w:hint="eastAsia"/>
+        </w:rPr>
+        <w:t>AI</w:t>
+      </w:r>
+      <w:r>
+        <w:rPr>
+          <w:rFonts w:hint="eastAsia"/>
+        </w:rPr>
+        <w:t>的日常閒聊與社交遊戲元素，能有效減少他們獨居時的孤獨感，提升社會參與度，增加長輩對家屬與友人間的活躍度，並因為擁有活躍的互動及可靠的求救管道，即便無智慧裝置在身旁，也能因為親友發現作息或活躍無法對齊時，能及時發現其中的不對勁，並減少社會上因情緒低落導致的遺憾，因為高互動率的</w:t>
+      </w:r>
+      <w:proofErr w:type="spellStart"/>
+      <w:r>
+        <w:rPr>
+          <w:rFonts w:hint="eastAsia"/>
+        </w:rPr>
+        <w:t>AI</w:t>
+      </w:r>
+      <w:proofErr w:type="spellEnd"/>
+      <w:r>
+        <w:rPr>
+          <w:rFonts w:hint="eastAsia"/>
+        </w:rPr>
+        <w:t>助手與即時性的警報提醒而降低獨自生活的寂寞感與孤獨感。</w:t>
+      </w:r>
+    </w:p>
+    <w:p/>
+    <w:p>
+      <w:pPr>
+        <w:rPr>
+          <w:rFonts w:hint="eastAsia"/>
+        </w:rPr>
+      </w:pPr>
+      <w:r>
+        <w:rPr>
+          <w:rFonts w:hint="eastAsia"/>
+        </w:rPr>
+        <w:t>對於家屬層面的效益：預期本系統能顯著提升家庭照護的能力與效率，釋放青壯年世代的照護壓力。家屬不需要再為了長輩是否情緒不佳、忘記吃藥、發生意外而在上班時間提心吊膽，不但可以透過監控與</w:t>
+      </w:r>
+      <w:r>
+        <w:rPr>
+          <w:rFonts w:hint="eastAsia"/>
+        </w:rPr>
+        <w:t>GPS</w:t>
+      </w:r>
+      <w:r>
+        <w:rPr>
+          <w:rFonts w:hint="eastAsia"/>
+        </w:rPr>
+        <w:t>掌握長輩足跡，</w:t>
+      </w:r>
+      <w:r>
+        <w:rPr>
+          <w:rFonts w:hint="eastAsia"/>
+        </w:rPr>
+        <w:t>AI</w:t>
+      </w:r>
+      <w:r>
+        <w:rPr>
+          <w:rFonts w:hint="eastAsia"/>
+        </w:rPr>
+        <w:t>系統也會完美代勞並回報結果；透過清晰的健康與情緒儀表板，家屬能隨時掌握長輩的真實狀況。更重要的是，在遭遇突發危險時，系統能確保家屬第一時間收到警報並啟動視訊。這不僅讓遠距照護變得更具效率，也極大地減輕了家屬因無法隨侍在側而產生的心理負擔與內疚感，進而穩固並增進整體家庭的情感連結。</w:t>
+      </w:r>
+    </w:p>
+    <w:p>
+      <w:r>
+        <w:rPr>
+          <w:rFonts w:hint="eastAsia"/>
+        </w:rPr>
+        <w:t>未來，本系統也期望能作為一個穩固的發展平台，持續擴充更多符合高齡照護與生活輔助需求的功能。例如導入更深度的</w:t>
+      </w:r>
+      <w:r>
+        <w:rPr>
+          <w:rFonts w:hint="eastAsia"/>
+        </w:rPr>
+        <w:t xml:space="preserve"> AI </w:t>
+      </w:r>
+      <w:r>
+        <w:rPr>
+          <w:rFonts w:hint="eastAsia"/>
+        </w:rPr>
+        <w:t>預防醫學分析模組，或是結合</w:t>
+      </w:r>
+      <w:r>
+        <w:rPr>
+          <w:rFonts w:hint="eastAsia"/>
+        </w:rPr>
+        <w:t xml:space="preserve"> AR/VR </w:t>
+      </w:r>
+      <w:r>
+        <w:rPr>
+          <w:rFonts w:hint="eastAsia"/>
+        </w:rPr>
+        <w:t>的認知模擬訓練，</w:t>
+      </w:r>
+      <w:r>
+        <w:rPr>
+          <w:rFonts w:hint="eastAsia"/>
+        </w:rPr>
+        <w:lastRenderedPageBreak/>
+        <w:t>逐步打造出完善且具擴充性的跨世代數位照護生態圈。</w:t>
       </w:r>
     </w:p>
     <w:sectPr>
@@ -1775,6 +1441,119 @@
     </w:lvl>
   </w:abstractNum>
   <w:abstractNum w:abstractNumId="5" w15:restartNumberingAfterBreak="0">
+    <w:nsid w:val="46D10FB8"/>
+    <w:multiLevelType w:val="multilevel"/>
+    <w:tmpl w:val="6D42D672"/>
+    <w:lvl w:ilvl="0">
+      <w:start w:val="1"/>
+      <w:numFmt w:val="decimal"/>
+      <w:lvlText w:val="%1."/>
+      <w:lvlJc w:val="left"/>
+      <w:pPr>
+        <w:tabs>
+          <w:tab w:val="num" w:pos="720"/>
+        </w:tabs>
+        <w:ind w:left="720" w:hanging="360"/>
+      </w:pPr>
+    </w:lvl>
+    <w:lvl w:ilvl="1" w:tentative="1">
+      <w:start w:val="1"/>
+      <w:numFmt w:val="decimal"/>
+      <w:lvlText w:val="%2."/>
+      <w:lvlJc w:val="left"/>
+      <w:pPr>
+        <w:tabs>
+          <w:tab w:val="num" w:pos="1440"/>
+        </w:tabs>
+        <w:ind w:left="1440" w:hanging="360"/>
+      </w:pPr>
+    </w:lvl>
+    <w:lvl w:ilvl="2" w:tentative="1">
+      <w:start w:val="1"/>
+      <w:numFmt w:val="decimal"/>
+      <w:lvlText w:val="%3."/>
+      <w:lvlJc w:val="left"/>
+      <w:pPr>
+        <w:tabs>
+          <w:tab w:val="num" w:pos="2160"/>
+        </w:tabs>
+        <w:ind w:left="2160" w:hanging="360"/>
+      </w:pPr>
+    </w:lvl>
+    <w:lvl w:ilvl="3" w:tentative="1">
+      <w:start w:val="1"/>
+      <w:numFmt w:val="decimal"/>
+      <w:lvlText w:val="%4."/>
+      <w:lvlJc w:val="left"/>
+      <w:pPr>
+        <w:tabs>
+          <w:tab w:val="num" w:pos="2880"/>
+        </w:tabs>
+        <w:ind w:left="2880" w:hanging="360"/>
+      </w:pPr>
+    </w:lvl>
+    <w:lvl w:ilvl="4" w:tentative="1">
+      <w:start w:val="1"/>
+      <w:numFmt w:val="decimal"/>
+      <w:lvlText w:val="%5."/>
+      <w:lvlJc w:val="left"/>
+      <w:pPr>
+        <w:tabs>
+          <w:tab w:val="num" w:pos="3600"/>
+        </w:tabs>
+        <w:ind w:left="3600" w:hanging="360"/>
+      </w:pPr>
+    </w:lvl>
+    <w:lvl w:ilvl="5" w:tentative="1">
+      <w:start w:val="1"/>
+      <w:numFmt w:val="decimal"/>
+      <w:lvlText w:val="%6."/>
+      <w:lvlJc w:val="left"/>
+      <w:pPr>
+        <w:tabs>
+          <w:tab w:val="num" w:pos="4320"/>
+        </w:tabs>
+        <w:ind w:left="4320" w:hanging="360"/>
+      </w:pPr>
+    </w:lvl>
+    <w:lvl w:ilvl="6" w:tentative="1">
+      <w:start w:val="1"/>
+      <w:numFmt w:val="decimal"/>
+      <w:lvlText w:val="%7."/>
+      <w:lvlJc w:val="left"/>
+      <w:pPr>
+        <w:tabs>
+          <w:tab w:val="num" w:pos="5040"/>
+        </w:tabs>
+        <w:ind w:left="5040" w:hanging="360"/>
+      </w:pPr>
+    </w:lvl>
+    <w:lvl w:ilvl="7" w:tentative="1">
+      <w:start w:val="1"/>
+      <w:numFmt w:val="decimal"/>
+      <w:lvlText w:val="%8."/>
+      <w:lvlJc w:val="left"/>
+      <w:pPr>
+        <w:tabs>
+          <w:tab w:val="num" w:pos="5760"/>
+        </w:tabs>
+        <w:ind w:left="5760" w:hanging="360"/>
+      </w:pPr>
+    </w:lvl>
+    <w:lvl w:ilvl="8" w:tentative="1">
+      <w:start w:val="1"/>
+      <w:numFmt w:val="decimal"/>
+      <w:lvlText w:val="%9."/>
+      <w:lvlJc w:val="left"/>
+      <w:pPr>
+        <w:tabs>
+          <w:tab w:val="num" w:pos="6480"/>
+        </w:tabs>
+        <w:ind w:left="6480" w:hanging="360"/>
+      </w:pPr>
+    </w:lvl>
+  </w:abstractNum>
+  <w:abstractNum w:abstractNumId="6" w15:restartNumberingAfterBreak="0">
     <w:nsid w:val="6D617582"/>
     <w:multiLevelType w:val="multilevel"/>
     <w:tmpl w:val="A5CE4B70"/>
@@ -1887,7 +1666,7 @@
       </w:pPr>
     </w:lvl>
   </w:abstractNum>
-  <w:abstractNum w:abstractNumId="6" w15:restartNumberingAfterBreak="0">
+  <w:abstractNum w:abstractNumId="7" w15:restartNumberingAfterBreak="0">
     <w:nsid w:val="73490926"/>
     <w:multiLevelType w:val="multilevel"/>
     <w:tmpl w:val="A7D8A3E6"/>
@@ -2036,7 +1815,7 @@
       </w:rPr>
     </w:lvl>
   </w:abstractNum>
-  <w:abstractNum w:abstractNumId="7" w15:restartNumberingAfterBreak="0">
+  <w:abstractNum w:abstractNumId="8" w15:restartNumberingAfterBreak="0">
     <w:nsid w:val="73BE21FD"/>
     <w:multiLevelType w:val="multilevel"/>
     <w:tmpl w:val="7F626116"/>
@@ -2171,8 +1950,157 @@
       </w:rPr>
     </w:lvl>
   </w:abstractNum>
+  <w:abstractNum w:abstractNumId="9" w15:restartNumberingAfterBreak="0">
+    <w:nsid w:val="748E47C5"/>
+    <w:multiLevelType w:val="multilevel"/>
+    <w:tmpl w:val="13EC8E2A"/>
+    <w:lvl w:ilvl="0">
+      <w:start w:val="1"/>
+      <w:numFmt w:val="bullet"/>
+      <w:lvlText w:val=""/>
+      <w:lvlJc w:val="left"/>
+      <w:pPr>
+        <w:tabs>
+          <w:tab w:val="num" w:pos="720"/>
+        </w:tabs>
+        <w:ind w:left="720" w:hanging="360"/>
+      </w:pPr>
+      <w:rPr>
+        <w:rFonts w:ascii="Symbol" w:hAnsi="Symbol" w:hint="default"/>
+        <w:sz w:val="20"/>
+      </w:rPr>
+    </w:lvl>
+    <w:lvl w:ilvl="1" w:tentative="1">
+      <w:start w:val="1"/>
+      <w:numFmt w:val="bullet"/>
+      <w:lvlText w:val="o"/>
+      <w:lvlJc w:val="left"/>
+      <w:pPr>
+        <w:tabs>
+          <w:tab w:val="num" w:pos="1440"/>
+        </w:tabs>
+        <w:ind w:left="1440" w:hanging="360"/>
+      </w:pPr>
+      <w:rPr>
+        <w:rFonts w:ascii="Courier New" w:hAnsi="Courier New" w:hint="default"/>
+        <w:sz w:val="20"/>
+      </w:rPr>
+    </w:lvl>
+    <w:lvl w:ilvl="2" w:tentative="1">
+      <w:start w:val="1"/>
+      <w:numFmt w:val="bullet"/>
+      <w:lvlText w:val=""/>
+      <w:lvlJc w:val="left"/>
+      <w:pPr>
+        <w:tabs>
+          <w:tab w:val="num" w:pos="2160"/>
+        </w:tabs>
+        <w:ind w:left="2160" w:hanging="360"/>
+      </w:pPr>
+      <w:rPr>
+        <w:rFonts w:ascii="Wingdings" w:hAnsi="Wingdings" w:hint="default"/>
+        <w:sz w:val="20"/>
+      </w:rPr>
+    </w:lvl>
+    <w:lvl w:ilvl="3" w:tentative="1">
+      <w:start w:val="1"/>
+      <w:numFmt w:val="bullet"/>
+      <w:lvlText w:val=""/>
+      <w:lvlJc w:val="left"/>
+      <w:pPr>
+        <w:tabs>
+          <w:tab w:val="num" w:pos="2880"/>
+        </w:tabs>
+        <w:ind w:left="2880" w:hanging="360"/>
+      </w:pPr>
+      <w:rPr>
+        <w:rFonts w:ascii="Wingdings" w:hAnsi="Wingdings" w:hint="default"/>
+        <w:sz w:val="20"/>
+      </w:rPr>
+    </w:lvl>
+    <w:lvl w:ilvl="4" w:tentative="1">
+      <w:start w:val="1"/>
+      <w:numFmt w:val="bullet"/>
+      <w:lvlText w:val=""/>
+      <w:lvlJc w:val="left"/>
+      <w:pPr>
+        <w:tabs>
+          <w:tab w:val="num" w:pos="3600"/>
+        </w:tabs>
+        <w:ind w:left="3600" w:hanging="360"/>
+      </w:pPr>
+      <w:rPr>
+        <w:rFonts w:ascii="Wingdings" w:hAnsi="Wingdings" w:hint="default"/>
+        <w:sz w:val="20"/>
+      </w:rPr>
+    </w:lvl>
+    <w:lvl w:ilvl="5" w:tentative="1">
+      <w:start w:val="1"/>
+      <w:numFmt w:val="bullet"/>
+      <w:lvlText w:val=""/>
+      <w:lvlJc w:val="left"/>
+      <w:pPr>
+        <w:tabs>
+          <w:tab w:val="num" w:pos="4320"/>
+        </w:tabs>
+        <w:ind w:left="4320" w:hanging="360"/>
+      </w:pPr>
+      <w:rPr>
+        <w:rFonts w:ascii="Wingdings" w:hAnsi="Wingdings" w:hint="default"/>
+        <w:sz w:val="20"/>
+      </w:rPr>
+    </w:lvl>
+    <w:lvl w:ilvl="6" w:tentative="1">
+      <w:start w:val="1"/>
+      <w:numFmt w:val="bullet"/>
+      <w:lvlText w:val=""/>
+      <w:lvlJc w:val="left"/>
+      <w:pPr>
+        <w:tabs>
+          <w:tab w:val="num" w:pos="5040"/>
+        </w:tabs>
+        <w:ind w:left="5040" w:hanging="360"/>
+      </w:pPr>
+      <w:rPr>
+        <w:rFonts w:ascii="Wingdings" w:hAnsi="Wingdings" w:hint="default"/>
+        <w:sz w:val="20"/>
+      </w:rPr>
+    </w:lvl>
+    <w:lvl w:ilvl="7" w:tentative="1">
+      <w:start w:val="1"/>
+      <w:numFmt w:val="bullet"/>
+      <w:lvlText w:val=""/>
+      <w:lvlJc w:val="left"/>
+      <w:pPr>
+        <w:tabs>
+          <w:tab w:val="num" w:pos="5760"/>
+        </w:tabs>
+        <w:ind w:left="5760" w:hanging="360"/>
+      </w:pPr>
+      <w:rPr>
+        <w:rFonts w:ascii="Wingdings" w:hAnsi="Wingdings" w:hint="default"/>
+        <w:sz w:val="20"/>
+      </w:rPr>
+    </w:lvl>
+    <w:lvl w:ilvl="8" w:tentative="1">
+      <w:start w:val="1"/>
+      <w:numFmt w:val="bullet"/>
+      <w:lvlText w:val=""/>
+      <w:lvlJc w:val="left"/>
+      <w:pPr>
+        <w:tabs>
+          <w:tab w:val="num" w:pos="6480"/>
+        </w:tabs>
+        <w:ind w:left="6480" w:hanging="360"/>
+      </w:pPr>
+      <w:rPr>
+        <w:rFonts w:ascii="Wingdings" w:hAnsi="Wingdings" w:hint="default"/>
+        <w:sz w:val="20"/>
+      </w:rPr>
+    </w:lvl>
+  </w:abstractNum>
   <w:num w:numId="1" w16cid:durableId="529993547">
-    <w:abstractNumId w:val="6"/>
+    <w:abstractNumId w:val="7"/>
   </w:num>
   <w:num w:numId="2" w16cid:durableId="1387529709">
     <w:abstractNumId w:val="4"/>
@@ -2234,7 +2162,7 @@
     <w:lvlOverride w:ilvl="8"/>
   </w:num>
   <w:num w:numId="6" w16cid:durableId="1108550927">
-    <w:abstractNumId w:val="7"/>
+    <w:abstractNumId w:val="8"/>
     <w:lvlOverride w:ilvl="0"/>
     <w:lvlOverride w:ilvl="1">
       <w:startOverride w:val="2"/>
@@ -2253,7 +2181,7 @@
     <w:abstractNumId w:val="3"/>
   </w:num>
   <w:num w:numId="8" w16cid:durableId="2001041178">
-    <w:abstractNumId w:val="5"/>
+    <w:abstractNumId w:val="6"/>
     <w:lvlOverride w:ilvl="0">
       <w:startOverride w:val="1"/>
     </w:lvlOverride>
@@ -2281,6 +2209,12 @@
     <w:lvlOverride w:ilvl="8">
       <w:startOverride w:val="1"/>
     </w:lvlOverride>
+  </w:num>
+  <w:num w:numId="9" w16cid:durableId="886990073">
+    <w:abstractNumId w:val="5"/>
+  </w:num>
+  <w:num w:numId="10" w16cid:durableId="1094521967">
+    <w:abstractNumId w:val="9"/>
   </w:num>
 </w:numbering>
 </file>
@@ -2890,7 +2824,6 @@
   <w:style w:type="character" w:default="1" w:styleId="a0">
     <w:name w:val="Default Paragraph Font"/>
     <w:uiPriority w:val="1"/>
-    <w:semiHidden/>
     <w:unhideWhenUsed/>
   </w:style>
   <w:style w:type="table" w:default="1" w:styleId="a1">
@@ -3279,6 +3212,29 @@
     <w:rPr>
       <w:sz w:val="20"/>
       <w:szCs w:val="20"/>
+    </w:rPr>
+  </w:style>
+  <w:style w:type="character" w:styleId="af3">
+    <w:name w:val="Hyperlink"/>
+    <w:basedOn w:val="a0"/>
+    <w:uiPriority w:val="99"/>
+    <w:unhideWhenUsed/>
+    <w:rsid w:val="00A37338"/>
+    <w:rPr>
+      <w:color w:val="0563C1" w:themeColor="hyperlink"/>
+      <w:u w:val="single"/>
+    </w:rPr>
+  </w:style>
+  <w:style w:type="character" w:styleId="af4">
+    <w:name w:val="Unresolved Mention"/>
+    <w:basedOn w:val="a0"/>
+    <w:uiPriority w:val="99"/>
+    <w:semiHidden/>
+    <w:unhideWhenUsed/>
+    <w:rsid w:val="00A37338"/>
+    <w:rPr>
+      <w:color w:val="605E5C"/>
+      <w:shd w:val="clear" w:color="auto" w:fill="E1DFDD"/>
     </w:rPr>
   </w:style>
 </w:styles>
